--- a/docs/srs/Bursary-Bridge_SRS.docx
+++ b/docs/srs/Bursary-Bridge_SRS.docx
@@ -700,7 +700,7 @@
         <w:tab/>
       </w:r>
       <w:r>
-        <w:t>3</w:t>
+        <w:t>4</w:t>
       </w:r>
     </w:p>
     <w:p>
@@ -740,7 +740,7 @@
         <w:tab/>
       </w:r>
       <w:r>
-        <w:t>5</w:t>
+        <w:t>6</w:t>
       </w:r>
     </w:p>
     <w:p>
@@ -760,7 +760,7 @@
         <w:tab/>
       </w:r>
       <w:r>
-        <w:t>5</w:t>
+        <w:t>6</w:t>
       </w:r>
     </w:p>
     <w:p>
@@ -780,7 +780,7 @@
         <w:tab/>
       </w:r>
       <w:r>
-        <w:t>6</w:t>
+        <w:t>7</w:t>
       </w:r>
     </w:p>
     <w:p>
@@ -800,7 +800,7 @@
         <w:tab/>
       </w:r>
       <w:r>
-        <w:t>6</w:t>
+        <w:t>7</w:t>
       </w:r>
     </w:p>
     <w:p>
@@ -820,7 +820,7 @@
         <w:tab/>
       </w:r>
       <w:r>
-        <w:t>7</w:t>
+        <w:t>8</w:t>
       </w:r>
     </w:p>
     <w:p>
@@ -840,7 +840,7 @@
         <w:tab/>
       </w:r>
       <w:r>
-        <w:t>8</w:t>
+        <w:t>9</w:t>
       </w:r>
     </w:p>
     <w:p>
@@ -860,7 +860,7 @@
         <w:tab/>
       </w:r>
       <w:r>
-        <w:t>8</w:t>
+        <w:t>9</w:t>
       </w:r>
     </w:p>
     <w:p>
@@ -880,7 +880,7 @@
         <w:tab/>
       </w:r>
       <w:r>
-        <w:t>9</w:t>
+        <w:t>10</w:t>
       </w:r>
     </w:p>
     <w:p>
@@ -900,7 +900,7 @@
         <w:tab/>
       </w:r>
       <w:r>
-        <w:t>9</w:t>
+        <w:t>10</w:t>
       </w:r>
     </w:p>
     <w:p>
@@ -920,7 +920,7 @@
         <w:tab/>
       </w:r>
       <w:r>
-        <w:t>12</w:t>
+        <w:t>13</w:t>
       </w:r>
     </w:p>
     <w:p>
@@ -940,7 +940,7 @@
         <w:tab/>
       </w:r>
       <w:r>
-        <w:t>13</w:t>
+        <w:t>14</w:t>
       </w:r>
     </w:p>
     <w:p>
@@ -960,7 +960,7 @@
         <w:tab/>
       </w:r>
       <w:r>
-        <w:t>13</w:t>
+        <w:t>14</w:t>
       </w:r>
     </w:p>
     <w:p>
@@ -980,7 +980,7 @@
         <w:tab/>
       </w:r>
       <w:r>
-        <w:t>14</w:t>
+        <w:t>15</w:t>
       </w:r>
     </w:p>
     <w:p>
@@ -1000,7 +1000,7 @@
         <w:tab/>
       </w:r>
       <w:r>
-        <w:t>15</w:t>
+        <w:t>16</w:t>
       </w:r>
     </w:p>
     <w:p>
@@ -1020,7 +1020,7 @@
         <w:tab/>
       </w:r>
       <w:r>
-        <w:t>16</w:t>
+        <w:t>17</w:t>
       </w:r>
     </w:p>
     <w:p>
@@ -1040,7 +1040,7 @@
         <w:tab/>
       </w:r>
       <w:r>
-        <w:t>16</w:t>
+        <w:t>17</w:t>
       </w:r>
     </w:p>
     <w:p>
@@ -1060,7 +1060,7 @@
         <w:tab/>
       </w:r>
       <w:r>
-        <w:t>17</w:t>
+        <w:t>18</w:t>
       </w:r>
     </w:p>
     <w:p>
@@ -1080,7 +1080,7 @@
         <w:tab/>
       </w:r>
       <w:r>
-        <w:t>17</w:t>
+        <w:t>19</w:t>
       </w:r>
     </w:p>
     <w:p>
@@ -1100,7 +1100,7 @@
         <w:tab/>
       </w:r>
       <w:r>
-        <w:t>18</w:t>
+        <w:t>19</w:t>
       </w:r>
     </w:p>
     <w:p>
@@ -1120,7 +1120,7 @@
         <w:tab/>
       </w:r>
       <w:r>
-        <w:t>19</w:t>
+        <w:t>20</w:t>
       </w:r>
     </w:p>
     <w:p>
@@ -1140,7 +1140,7 @@
         <w:tab/>
       </w:r>
       <w:r>
-        <w:t>19</w:t>
+        <w:t>21</w:t>
       </w:r>
     </w:p>
     <w:p>
@@ -1160,7 +1160,7 @@
         <w:tab/>
       </w:r>
       <w:r>
-        <w:t>20</w:t>
+        <w:t>21</w:t>
       </w:r>
     </w:p>
     <w:p>
@@ -1180,7 +1180,7 @@
         <w:tab/>
       </w:r>
       <w:r>
-        <w:t>20</w:t>
+        <w:t>22</w:t>
       </w:r>
     </w:p>
     <w:p>
@@ -1200,7 +1200,7 @@
         <w:tab/>
       </w:r>
       <w:r>
-        <w:t>21</w:t>
+        <w:t>22</w:t>
       </w:r>
     </w:p>
     <w:p>
@@ -1220,7 +1220,7 @@
         <w:tab/>
       </w:r>
       <w:r>
-        <w:t>22</w:t>
+        <w:t>23</w:t>
       </w:r>
     </w:p>
     <w:p>
@@ -1240,7 +1240,7 @@
         <w:tab/>
       </w:r>
       <w:r>
-        <w:t>24</w:t>
+        <w:t>26</w:t>
       </w:r>
     </w:p>
     <w:p>
@@ -1260,7 +1260,7 @@
         <w:tab/>
       </w:r>
       <w:r>
-        <w:t>25</w:t>
+        <w:t>27</w:t>
       </w:r>
     </w:p>
     <w:p>
@@ -1280,7 +1280,7 @@
         <w:tab/>
       </w:r>
       <w:r>
-        <w:t>25</w:t>
+        <w:t>27</w:t>
       </w:r>
     </w:p>
     <w:p>
@@ -1300,7 +1300,7 @@
         <w:tab/>
       </w:r>
       <w:r>
-        <w:t>26</w:t>
+        <w:t>28</w:t>
       </w:r>
     </w:p>
     <w:p>
@@ -1320,7 +1320,7 @@
         <w:tab/>
       </w:r>
       <w:r>
-        <w:t>27</w:t>
+        <w:t>29</w:t>
       </w:r>
     </w:p>
     <w:p>
@@ -1340,7 +1340,7 @@
         <w:tab/>
       </w:r>
       <w:r>
-        <w:t>27</w:t>
+        <w:t>30</w:t>
       </w:r>
     </w:p>
     <w:p>
@@ -1360,7 +1360,7 @@
         <w:tab/>
       </w:r>
       <w:r>
-        <w:t>28</w:t>
+        <w:t>30</w:t>
       </w:r>
     </w:p>
     <w:p>
@@ -1380,7 +1380,7 @@
         <w:tab/>
       </w:r>
       <w:r>
-        <w:t>28</w:t>
+        <w:t>31</w:t>
       </w:r>
     </w:p>
     <w:p>
@@ -1400,7 +1400,7 @@
         <w:tab/>
       </w:r>
       <w:r>
-        <w:t>29</w:t>
+        <w:t>32</w:t>
       </w:r>
     </w:p>
     <w:p>
@@ -1420,7 +1420,7 @@
         <w:tab/>
       </w:r>
       <w:r>
-        <w:t>30</w:t>
+        <w:t>32</w:t>
       </w:r>
     </w:p>
     <w:p>
@@ -1440,7 +1440,7 @@
         <w:tab/>
       </w:r>
       <w:r>
-        <w:t>30</w:t>
+        <w:t>33</w:t>
       </w:r>
     </w:p>
     <w:p>
@@ -1460,7 +1460,7 @@
         <w:tab/>
       </w:r>
       <w:r>
-        <w:t>31</w:t>
+        <w:t>33</w:t>
       </w:r>
     </w:p>
     <w:p>
@@ -1480,7 +1480,7 @@
         <w:tab/>
       </w:r>
       <w:r>
-        <w:t>32</w:t>
+        <w:t>34</w:t>
       </w:r>
     </w:p>
     <w:p>
@@ -1500,7 +1500,7 @@
         <w:tab/>
       </w:r>
       <w:r>
-        <w:t>32</w:t>
+        <w:t>35</w:t>
       </w:r>
     </w:p>
     <w:p>
@@ -1520,7 +1520,7 @@
         <w:tab/>
       </w:r>
       <w:r>
-        <w:t>33</w:t>
+        <w:t>35</w:t>
       </w:r>
     </w:p>
     <w:p>
@@ -1540,7 +1540,7 @@
         <w:tab/>
       </w:r>
       <w:r>
-        <w:t>34</w:t>
+        <w:t>36</w:t>
       </w:r>
     </w:p>
     <w:p>
@@ -1560,7 +1560,7 @@
         <w:tab/>
       </w:r>
       <w:r>
-        <w:t>34</w:t>
+        <w:t>37</w:t>
       </w:r>
     </w:p>
     <w:p>
@@ -1580,7 +1580,7 @@
         <w:tab/>
       </w:r>
       <w:r>
-        <w:t>35</w:t>
+        <w:t>37</w:t>
       </w:r>
     </w:p>
     <w:p>
@@ -1600,7 +1600,7 @@
         <w:tab/>
       </w:r>
       <w:r>
-        <w:t>35</w:t>
+        <w:t>38</w:t>
       </w:r>
     </w:p>
     <w:p>
@@ -1620,7 +1620,7 @@
         <w:tab/>
       </w:r>
       <w:r>
-        <w:t>36</w:t>
+        <w:t>38</w:t>
       </w:r>
     </w:p>
     <w:p>
@@ -1640,7 +1640,7 @@
         <w:tab/>
       </w:r>
       <w:r>
-        <w:t>38</w:t>
+        <w:t>41</w:t>
       </w:r>
     </w:p>
     <w:p>
@@ -1660,7 +1660,7 @@
         <w:tab/>
       </w:r>
       <w:r>
-        <w:t>38</w:t>
+        <w:t>41</w:t>
       </w:r>
     </w:p>
     <w:p>
@@ -1680,7 +1680,7 @@
         <w:tab/>
       </w:r>
       <w:r>
-        <w:t>40</w:t>
+        <w:t>43</w:t>
       </w:r>
     </w:p>
     <w:p>
@@ -1700,7 +1700,7 @@
         <w:tab/>
       </w:r>
       <w:r>
-        <w:t>40</w:t>
+        <w:t>43</w:t>
       </w:r>
     </w:p>
     <w:p>
@@ -1720,7 +1720,7 @@
         <w:tab/>
       </w:r>
       <w:r>
-        <w:t>40</w:t>
+        <w:t>43</w:t>
       </w:r>
     </w:p>
     <w:p>
@@ -1740,7 +1740,7 @@
         <w:tab/>
       </w:r>
       <w:r>
-        <w:t>41</w:t>
+        <w:t>44</w:t>
       </w:r>
     </w:p>
     <w:p>
@@ -1760,7 +1760,7 @@
         <w:tab/>
       </w:r>
       <w:r>
-        <w:t>41</w:t>
+        <w:t>44</w:t>
       </w:r>
     </w:p>
     <w:p>
@@ -1780,7 +1780,7 @@
         <w:tab/>
       </w:r>
       <w:r>
-        <w:t>41</w:t>
+        <w:t>44</w:t>
       </w:r>
     </w:p>
     <w:p>
@@ -1800,7 +1800,7 @@
         <w:tab/>
       </w:r>
       <w:r>
-        <w:t>42</w:t>
+        <w:t>45</w:t>
       </w:r>
     </w:p>
     <w:p>
@@ -1820,7 +1820,7 @@
         <w:tab/>
       </w:r>
       <w:r>
-        <w:t>42</w:t>
+        <w:t>45</w:t>
       </w:r>
     </w:p>
     <w:p>
@@ -1840,7 +1840,7 @@
         <w:tab/>
       </w:r>
       <w:r>
-        <w:t>43</w:t>
+        <w:t>46</w:t>
       </w:r>
     </w:p>
     <w:p>
@@ -1860,7 +1860,7 @@
         <w:tab/>
       </w:r>
       <w:r>
-        <w:t>44</w:t>
+        <w:t>47</w:t>
       </w:r>
     </w:p>
     <w:p>
@@ -1880,7 +1880,7 @@
         <w:tab/>
       </w:r>
       <w:r>
-        <w:t>45</w:t>
+        <w:t>48</w:t>
       </w:r>
     </w:p>
     <w:p>
@@ -1900,7 +1900,7 @@
         <w:tab/>
       </w:r>
       <w:r>
-        <w:t>45</w:t>
+        <w:t>48</w:t>
       </w:r>
     </w:p>
     <w:p>
@@ -1920,7 +1920,7 @@
         <w:tab/>
       </w:r>
       <w:r>
-        <w:t>46</w:t>
+        <w:t>49</w:t>
       </w:r>
     </w:p>
     <w:p>
@@ -1940,7 +1940,7 @@
         <w:tab/>
       </w:r>
       <w:r>
-        <w:t>46</w:t>
+        <w:t>49</w:t>
       </w:r>
     </w:p>
     <w:p>
@@ -1960,7 +1960,7 @@
         <w:tab/>
       </w:r>
       <w:r>
-        <w:t>47</w:t>
+        <w:t>50</w:t>
       </w:r>
     </w:p>
     <w:p>
@@ -1980,7 +1980,7 @@
         <w:tab/>
       </w:r>
       <w:r>
-        <w:t>48</w:t>
+        <w:t>51</w:t>
       </w:r>
     </w:p>
     <w:p>
@@ -2000,7 +2000,7 @@
         <w:tab/>
       </w:r>
       <w:r>
-        <w:t>48</w:t>
+        <w:t>51</w:t>
       </w:r>
     </w:p>
     <w:p>
@@ -2020,7 +2020,7 @@
         <w:tab/>
       </w:r>
       <w:r>
-        <w:t>49</w:t>
+        <w:t>52</w:t>
       </w:r>
     </w:p>
     <w:p>
@@ -2040,7 +2040,7 @@
         <w:tab/>
       </w:r>
       <w:r>
-        <w:t>50</w:t>
+        <w:t>53</w:t>
       </w:r>
     </w:p>
     <w:p>
@@ -2060,7 +2060,7 @@
         <w:tab/>
       </w:r>
       <w:r>
-        <w:t>50</w:t>
+        <w:t>53</w:t>
       </w:r>
     </w:p>
     <w:p>
@@ -2080,7 +2080,7 @@
         <w:tab/>
       </w:r>
       <w:r>
-        <w:t>51</w:t>
+        <w:t>54</w:t>
       </w:r>
     </w:p>
     <w:p>
@@ -2100,7 +2100,7 @@
         <w:tab/>
       </w:r>
       <w:r>
-        <w:t>52</w:t>
+        <w:t>55</w:t>
       </w:r>
     </w:p>
     <w:p>
@@ -2120,7 +2120,7 @@
         <w:tab/>
       </w:r>
       <w:r>
-        <w:t>53</w:t>
+        <w:t>56</w:t>
       </w:r>
     </w:p>
     <w:p>
@@ -2140,7 +2140,7 @@
         <w:tab/>
       </w:r>
       <w:r>
-        <w:t>53</w:t>
+        <w:t>56</w:t>
       </w:r>
     </w:p>
     <w:p>
@@ -2160,7 +2160,7 @@
         <w:tab/>
       </w:r>
       <w:r>
-        <w:t>54</w:t>
+        <w:t>57</w:t>
       </w:r>
     </w:p>
     <w:p>
@@ -2180,7 +2180,7 @@
         <w:tab/>
       </w:r>
       <w:r>
-        <w:t>55</w:t>
+        <w:t>58</w:t>
       </w:r>
     </w:p>
     <w:p>
@@ -2200,7 +2200,7 @@
         <w:tab/>
       </w:r>
       <w:r>
-        <w:t>55</w:t>
+        <w:t>58</w:t>
       </w:r>
     </w:p>
     <w:p>
@@ -2220,7 +2220,7 @@
         <w:tab/>
       </w:r>
       <w:r>
-        <w:t>56</w:t>
+        <w:t>59</w:t>
       </w:r>
     </w:p>
     <w:p>
@@ -2240,7 +2240,7 @@
         <w:tab/>
       </w:r>
       <w:r>
-        <w:t>57</w:t>
+        <w:t>60</w:t>
       </w:r>
     </w:p>
     <w:p>
@@ -2260,7 +2260,7 @@
         <w:tab/>
       </w:r>
       <w:r>
-        <w:t>58</w:t>
+        <w:t>61</w:t>
       </w:r>
     </w:p>
     <w:p>
@@ -2280,7 +2280,7 @@
         <w:tab/>
       </w:r>
       <w:r>
-        <w:t>58</w:t>
+        <w:t>61</w:t>
       </w:r>
     </w:p>
     <w:p>
@@ -2300,7 +2300,7 @@
         <w:tab/>
       </w:r>
       <w:r>
-        <w:t>59</w:t>
+        <w:t>62</w:t>
       </w:r>
     </w:p>
     <w:p>
@@ -2320,7 +2320,7 @@
         <w:tab/>
       </w:r>
       <w:r>
-        <w:t>59</w:t>
+        <w:t>62</w:t>
       </w:r>
     </w:p>
     <w:p>
@@ -2340,7 +2340,7 @@
         <w:tab/>
       </w:r>
       <w:r>
-        <w:t>60</w:t>
+        <w:t>63</w:t>
       </w:r>
     </w:p>
     <w:p>
@@ -2360,7 +2360,7 @@
         <w:tab/>
       </w:r>
       <w:r>
-        <w:t>60</w:t>
+        <w:t>63</w:t>
       </w:r>
     </w:p>
     <w:p>
@@ -2380,7 +2380,7 @@
         <w:tab/>
       </w:r>
       <w:r>
-        <w:t>61</w:t>
+        <w:t>64</w:t>
       </w:r>
     </w:p>
     <w:p>
@@ -2400,7 +2400,7 @@
         <w:tab/>
       </w:r>
       <w:r>
-        <w:t>61</w:t>
+        <w:t>64</w:t>
       </w:r>
     </w:p>
     <w:p>
@@ -2420,7 +2420,7 @@
         <w:tab/>
       </w:r>
       <w:r>
-        <w:t>62</w:t>
+        <w:t>65</w:t>
       </w:r>
     </w:p>
     <w:p>
@@ -2440,7 +2440,7 @@
         <w:tab/>
       </w:r>
       <w:r>
-        <w:t>63</w:t>
+        <w:t>66</w:t>
       </w:r>
     </w:p>
     <w:p>
@@ -2460,7 +2460,7 @@
         <w:tab/>
       </w:r>
       <w:r>
-        <w:t>63</w:t>
+        <w:t>66</w:t>
       </w:r>
     </w:p>
     <w:p>
@@ -2480,7 +2480,7 @@
         <w:tab/>
       </w:r>
       <w:r>
-        <w:t>64</w:t>
+        <w:t>67</w:t>
       </w:r>
     </w:p>
     <w:p>
@@ -2500,7 +2500,7 @@
         <w:tab/>
       </w:r>
       <w:r>
-        <w:t>64</w:t>
+        <w:t>67</w:t>
       </w:r>
     </w:p>
     <w:p>
@@ -2520,7 +2520,7 @@
         <w:tab/>
       </w:r>
       <w:r>
-        <w:t>70</w:t>
+        <w:t>73</w:t>
       </w:r>
       <w:r>
         <w:fldChar w:fldCharType="end"/>
@@ -2574,7 +2574,7 @@
         <w:tab/>
       </w:r>
       <w:r>
-        <w:t>5</w:t>
+        <w:t>6</w:t>
       </w:r>
     </w:p>
     <w:p>
@@ -2594,7 +2594,7 @@
         <w:tab/>
       </w:r>
       <w:r>
-        <w:t>6</w:t>
+        <w:t>7</w:t>
       </w:r>
     </w:p>
     <w:p>
@@ -2614,7 +2614,7 @@
         <w:tab/>
       </w:r>
       <w:r>
-        <w:t>7</w:t>
+        <w:t>8</w:t>
       </w:r>
     </w:p>
     <w:p>
@@ -2628,13 +2628,13 @@
         </w:rPr>
       </w:pPr>
       <w:r>
-        <w:t xml:space="preserve">Figure 4 - Student Use Cases (1 of 3)</w:t>
+        <w:t xml:space="preserve">Figure 4 - Log In Use Case</w:t>
       </w:r>
       <w:r>
         <w:tab/>
       </w:r>
       <w:r>
-        <w:t>10</w:t>
+        <w:t>8</w:t>
       </w:r>
     </w:p>
     <w:p>
@@ -2648,13 +2648,13 @@
         </w:rPr>
       </w:pPr>
       <w:r>
-        <w:t xml:space="preserve">Figure 5 - Student Use Cases (2 of 3)</w:t>
+        <w:t xml:space="preserve">Figure 5 - Log Out Use Case</w:t>
       </w:r>
       <w:r>
         <w:tab/>
       </w:r>
       <w:r>
-        <w:t>11</w:t>
+        <w:t>9</w:t>
       </w:r>
     </w:p>
     <w:p>
@@ -2668,13 +2668,13 @@
         </w:rPr>
       </w:pPr>
       <w:r>
-        <w:t xml:space="preserve">Figure 6 - Student Use Cases (3 of 3)</w:t>
+        <w:t xml:space="preserve">Figure 6 - Manage Account Settings Use Case</w:t>
       </w:r>
       <w:r>
         <w:tab/>
       </w:r>
       <w:r>
-        <w:t>12</w:t>
+        <w:t>9</w:t>
       </w:r>
     </w:p>
     <w:p>
@@ -2688,13 +2688,13 @@
         </w:rPr>
       </w:pPr>
       <w:r>
-        <w:t xml:space="preserve">Figure 7 - Corporate User Use Cases (1 of 3)</w:t>
+        <w:t xml:space="preserve">Figure 7 - View Notifications Use Case</w:t>
       </w:r>
       <w:r>
         <w:tab/>
       </w:r>
       <w:r>
-        <w:t>22</w:t>
+        <w:t>10</w:t>
       </w:r>
     </w:p>
     <w:p>
@@ -2708,13 +2708,13 @@
         </w:rPr>
       </w:pPr>
       <w:r>
-        <w:t xml:space="preserve">Figure 8 - Corporate User Use Cases (2 of 3)</w:t>
+        <w:t xml:space="preserve">Figure 8 - Student Use Cases (1 of 3)</w:t>
       </w:r>
       <w:r>
         <w:tab/>
       </w:r>
       <w:r>
-        <w:t>23</w:t>
+        <w:t>11</w:t>
       </w:r>
     </w:p>
     <w:p>
@@ -2728,13 +2728,13 @@
         </w:rPr>
       </w:pPr>
       <w:r>
-        <w:t xml:space="preserve">Figure 9 - Corporate User Use Cases (3 of 3)</w:t>
+        <w:t xml:space="preserve">Figure 9 - Student Use Cases (2 of 3)</w:t>
       </w:r>
       <w:r>
         <w:tab/>
       </w:r>
       <w:r>
-        <w:t>24</w:t>
+        <w:t>12</w:t>
       </w:r>
     </w:p>
     <w:p>
@@ -2748,13 +2748,13 @@
         </w:rPr>
       </w:pPr>
       <w:r>
-        <w:t xml:space="preserve">Figure 10 - Administrator Use Cases</w:t>
+        <w:t xml:space="preserve">Figure 10 - Student Use Cases (3 of 3)</w:t>
       </w:r>
       <w:r>
         <w:tab/>
       </w:r>
       <w:r>
-        <w:t>33</w:t>
+        <w:t>13</w:t>
       </w:r>
     </w:p>
     <w:p>
@@ -2768,13 +2768,13 @@
         </w:rPr>
       </w:pPr>
       <w:r>
-        <w:t xml:space="preserve">Figure 11 - Complete Use Case Diagram</w:t>
+        <w:t xml:space="preserve">Figure 11 - Register Student Account Use Case</w:t>
       </w:r>
       <w:r>
         <w:tab/>
       </w:r>
       <w:r>
-        <w:t>37</w:t>
+        <w:t>13</w:t>
       </w:r>
     </w:p>
     <w:p>
@@ -2788,13 +2788,1127 @@
         </w:rPr>
       </w:pPr>
       <w:r>
-        <w:t xml:space="preserve">Figure 12 - Logical Structure of the Bursary-Bridge Data</w:t>
+        <w:t xml:space="preserve">Figure 12 - Verify Email Address Use Case</w:t>
       </w:r>
       <w:r>
         <w:tab/>
       </w:r>
       <w:r>
-        <w:t>64</w:t>
+        <w:t>14</w:t>
+      </w:r>
+    </w:p>
+    <w:p>
+      <w:pPr>
+        <w:pStyle w:val="TOC1"/>
+        <w:tabs>
+          <w:tab w:val="right" w:leader="dot" w:pos="8640"/>
+        </w:tabs>
+        <w:rPr>
+          <w:noProof/>
+        </w:rPr>
+      </w:pPr>
+      <w:r>
+        <w:t xml:space="preserve">Figure 13 - Complete Student Profile Use Case</w:t>
+      </w:r>
+      <w:r>
+        <w:tab/>
+      </w:r>
+      <w:r>
+        <w:t>15</w:t>
+      </w:r>
+    </w:p>
+    <w:p>
+      <w:pPr>
+        <w:pStyle w:val="TOC1"/>
+        <w:tabs>
+          <w:tab w:val="right" w:leader="dot" w:pos="8640"/>
+        </w:tabs>
+        <w:rPr>
+          <w:noProof/>
+        </w:rPr>
+      </w:pPr>
+      <w:r>
+        <w:t xml:space="preserve">Figure 14 - Manage Study Preferences Use Case</w:t>
+      </w:r>
+      <w:r>
+        <w:tab/>
+      </w:r>
+      <w:r>
+        <w:t>15</w:t>
+      </w:r>
+    </w:p>
+    <w:p>
+      <w:pPr>
+        <w:pStyle w:val="TOC1"/>
+        <w:tabs>
+          <w:tab w:val="right" w:leader="dot" w:pos="8640"/>
+        </w:tabs>
+        <w:rPr>
+          <w:noProof/>
+        </w:rPr>
+      </w:pPr>
+      <w:r>
+        <w:t xml:space="preserve">Figure 15 - View Matched Opportunities Use Case</w:t>
+      </w:r>
+      <w:r>
+        <w:tab/>
+      </w:r>
+      <w:r>
+        <w:t>16</w:t>
+      </w:r>
+    </w:p>
+    <w:p>
+      <w:pPr>
+        <w:pStyle w:val="TOC1"/>
+        <w:tabs>
+          <w:tab w:val="right" w:leader="dot" w:pos="8640"/>
+        </w:tabs>
+        <w:rPr>
+          <w:noProof/>
+        </w:rPr>
+      </w:pPr>
+      <w:r>
+        <w:t xml:space="preserve">Figure 16 - Search and Filter Opportunities Use Case</w:t>
+      </w:r>
+      <w:r>
+        <w:tab/>
+      </w:r>
+      <w:r>
+        <w:t>17</w:t>
+      </w:r>
+    </w:p>
+    <w:p>
+      <w:pPr>
+        <w:pStyle w:val="TOC1"/>
+        <w:tabs>
+          <w:tab w:val="right" w:leader="dot" w:pos="8640"/>
+        </w:tabs>
+        <w:rPr>
+          <w:noProof/>
+        </w:rPr>
+      </w:pPr>
+      <w:r>
+        <w:t xml:space="preserve">Figure 17 - View Opportunity Details Use Case</w:t>
+      </w:r>
+      <w:r>
+        <w:tab/>
+      </w:r>
+      <w:r>
+        <w:t>17</w:t>
+      </w:r>
+    </w:p>
+    <w:p>
+      <w:pPr>
+        <w:pStyle w:val="TOC1"/>
+        <w:tabs>
+          <w:tab w:val="right" w:leader="dot" w:pos="8640"/>
+        </w:tabs>
+        <w:rPr>
+          <w:noProof/>
+        </w:rPr>
+      </w:pPr>
+      <w:r>
+        <w:t xml:space="preserve">Figure 18 - Apply for Funding Use Case</w:t>
+      </w:r>
+      <w:r>
+        <w:tab/>
+      </w:r>
+      <w:r>
+        <w:t>18</w:t>
+      </w:r>
+    </w:p>
+    <w:p>
+      <w:pPr>
+        <w:pStyle w:val="TOC1"/>
+        <w:tabs>
+          <w:tab w:val="right" w:leader="dot" w:pos="8640"/>
+        </w:tabs>
+        <w:rPr>
+          <w:noProof/>
+        </w:rPr>
+      </w:pPr>
+      <w:r>
+        <w:t xml:space="preserve">Figure 19 - Track Application Use Case</w:t>
+      </w:r>
+      <w:r>
+        <w:tab/>
+      </w:r>
+      <w:r>
+        <w:t>19</w:t>
+      </w:r>
+    </w:p>
+    <w:p>
+      <w:pPr>
+        <w:pStyle w:val="TOC1"/>
+        <w:tabs>
+          <w:tab w:val="right" w:leader="dot" w:pos="8640"/>
+        </w:tabs>
+        <w:rPr>
+          <w:noProof/>
+        </w:rPr>
+      </w:pPr>
+      <w:r>
+        <w:t xml:space="preserve">Figure 20 - Manage Documents Use Case</w:t>
+      </w:r>
+      <w:r>
+        <w:tab/>
+      </w:r>
+      <w:r>
+        <w:t>19</w:t>
+      </w:r>
+    </w:p>
+    <w:p>
+      <w:pPr>
+        <w:pStyle w:val="TOC1"/>
+        <w:tabs>
+          <w:tab w:val="right" w:leader="dot" w:pos="8640"/>
+        </w:tabs>
+        <w:rPr>
+          <w:noProof/>
+        </w:rPr>
+      </w:pPr>
+      <w:r>
+        <w:t xml:space="preserve">Figure 21 - Record Subject Results Use Case</w:t>
+      </w:r>
+      <w:r>
+        <w:tab/>
+      </w:r>
+      <w:r>
+        <w:t>20</w:t>
+      </w:r>
+    </w:p>
+    <w:p>
+      <w:pPr>
+        <w:pStyle w:val="TOC1"/>
+        <w:tabs>
+          <w:tab w:val="right" w:leader="dot" w:pos="8640"/>
+        </w:tabs>
+        <w:rPr>
+          <w:noProof/>
+        </w:rPr>
+      </w:pPr>
+      <w:r>
+        <w:t xml:space="preserve">Figure 22 - Browse All Bursaries Use Case</w:t>
+      </w:r>
+      <w:r>
+        <w:tab/>
+      </w:r>
+      <w:r>
+        <w:t>21</w:t>
+      </w:r>
+    </w:p>
+    <w:p>
+      <w:pPr>
+        <w:pStyle w:val="TOC1"/>
+        <w:tabs>
+          <w:tab w:val="right" w:leader="dot" w:pos="8640"/>
+        </w:tabs>
+        <w:rPr>
+          <w:noProof/>
+        </w:rPr>
+      </w:pPr>
+      <w:r>
+        <w:t xml:space="preserve">Figure 23 - Generate Motivational Letter Use Case</w:t>
+      </w:r>
+      <w:r>
+        <w:tab/>
+      </w:r>
+      <w:r>
+        <w:t>21</w:t>
+      </w:r>
+    </w:p>
+    <w:p>
+      <w:pPr>
+        <w:pStyle w:val="TOC1"/>
+        <w:tabs>
+          <w:tab w:val="right" w:leader="dot" w:pos="8640"/>
+        </w:tabs>
+        <w:rPr>
+          <w:noProof/>
+        </w:rPr>
+      </w:pPr>
+      <w:r>
+        <w:t xml:space="preserve">Figure 24 - Auto-Fill Application Forms Use Case</w:t>
+      </w:r>
+      <w:r>
+        <w:tab/>
+      </w:r>
+      <w:r>
+        <w:t>22</w:t>
+      </w:r>
+    </w:p>
+    <w:p>
+      <w:pPr>
+        <w:pStyle w:val="TOC1"/>
+        <w:tabs>
+          <w:tab w:val="right" w:leader="dot" w:pos="8640"/>
+        </w:tabs>
+        <w:rPr>
+          <w:noProof/>
+        </w:rPr>
+      </w:pPr>
+      <w:r>
+        <w:t xml:space="preserve">Figure 25 - Respond to Information Request Use Case</w:t>
+      </w:r>
+      <w:r>
+        <w:tab/>
+      </w:r>
+      <w:r>
+        <w:t>23</w:t>
+      </w:r>
+    </w:p>
+    <w:p>
+      <w:pPr>
+        <w:pStyle w:val="TOC1"/>
+        <w:tabs>
+          <w:tab w:val="right" w:leader="dot" w:pos="8640"/>
+        </w:tabs>
+        <w:rPr>
+          <w:noProof/>
+        </w:rPr>
+      </w:pPr>
+      <w:r>
+        <w:t xml:space="preserve">Figure 26 - Corporate User Use Cases (1 of 3)</w:t>
+      </w:r>
+      <w:r>
+        <w:tab/>
+      </w:r>
+      <w:r>
+        <w:t>24</w:t>
+      </w:r>
+    </w:p>
+    <w:p>
+      <w:pPr>
+        <w:pStyle w:val="TOC1"/>
+        <w:tabs>
+          <w:tab w:val="right" w:leader="dot" w:pos="8640"/>
+        </w:tabs>
+        <w:rPr>
+          <w:noProof/>
+        </w:rPr>
+      </w:pPr>
+      <w:r>
+        <w:t xml:space="preserve">Figure 27 - Corporate User Use Cases (2 of 3)</w:t>
+      </w:r>
+      <w:r>
+        <w:tab/>
+      </w:r>
+      <w:r>
+        <w:t>25</w:t>
+      </w:r>
+    </w:p>
+    <w:p>
+      <w:pPr>
+        <w:pStyle w:val="TOC1"/>
+        <w:tabs>
+          <w:tab w:val="right" w:leader="dot" w:pos="8640"/>
+        </w:tabs>
+        <w:rPr>
+          <w:noProof/>
+        </w:rPr>
+      </w:pPr>
+      <w:r>
+        <w:t xml:space="preserve">Figure 28 - Corporate User Use Cases (3 of 3)</w:t>
+      </w:r>
+      <w:r>
+        <w:tab/>
+      </w:r>
+      <w:r>
+        <w:t>26</w:t>
+      </w:r>
+    </w:p>
+    <w:p>
+      <w:pPr>
+        <w:pStyle w:val="TOC1"/>
+        <w:tabs>
+          <w:tab w:val="right" w:leader="dot" w:pos="8640"/>
+        </w:tabs>
+        <w:rPr>
+          <w:noProof/>
+        </w:rPr>
+      </w:pPr>
+      <w:r>
+        <w:t xml:space="preserve">Figure 29 - Register Corporate Account Use Case</w:t>
+      </w:r>
+      <w:r>
+        <w:tab/>
+      </w:r>
+      <w:r>
+        <w:t>26</w:t>
+      </w:r>
+    </w:p>
+    <w:p>
+      <w:pPr>
+        <w:pStyle w:val="TOC1"/>
+        <w:tabs>
+          <w:tab w:val="right" w:leader="dot" w:pos="8640"/>
+        </w:tabs>
+        <w:rPr>
+          <w:noProof/>
+        </w:rPr>
+      </w:pPr>
+      <w:r>
+        <w:t xml:space="preserve">Figure 30 - Complete Organisation Profile Use Case</w:t>
+      </w:r>
+      <w:r>
+        <w:tab/>
+      </w:r>
+      <w:r>
+        <w:t>27</w:t>
+      </w:r>
+    </w:p>
+    <w:p>
+      <w:pPr>
+        <w:pStyle w:val="TOC1"/>
+        <w:tabs>
+          <w:tab w:val="right" w:leader="dot" w:pos="8640"/>
+        </w:tabs>
+        <w:rPr>
+          <w:noProof/>
+        </w:rPr>
+      </w:pPr>
+      <w:r>
+        <w:t xml:space="preserve">Figure 31 - Create Funding Programme Use Case</w:t>
+      </w:r>
+      <w:r>
+        <w:tab/>
+      </w:r>
+      <w:r>
+        <w:t>28</w:t>
+      </w:r>
+    </w:p>
+    <w:p>
+      <w:pPr>
+        <w:pStyle w:val="TOC1"/>
+        <w:tabs>
+          <w:tab w:val="right" w:leader="dot" w:pos="8640"/>
+        </w:tabs>
+        <w:rPr>
+          <w:noProof/>
+        </w:rPr>
+      </w:pPr>
+      <w:r>
+        <w:t xml:space="preserve">Figure 32 - Define Eligibility Criteria Use Case</w:t>
+      </w:r>
+      <w:r>
+        <w:tab/>
+      </w:r>
+      <w:r>
+        <w:t>28</w:t>
+      </w:r>
+    </w:p>
+    <w:p>
+      <w:pPr>
+        <w:pStyle w:val="TOC1"/>
+        <w:tabs>
+          <w:tab w:val="right" w:leader="dot" w:pos="8640"/>
+        </w:tabs>
+        <w:rPr>
+          <w:noProof/>
+        </w:rPr>
+      </w:pPr>
+      <w:r>
+        <w:t xml:space="preserve">Figure 33 - Publish Funding Programme Use Case</w:t>
+      </w:r>
+      <w:r>
+        <w:tab/>
+      </w:r>
+      <w:r>
+        <w:t>29</w:t>
+      </w:r>
+    </w:p>
+    <w:p>
+      <w:pPr>
+        <w:pStyle w:val="TOC1"/>
+        <w:tabs>
+          <w:tab w:val="right" w:leader="dot" w:pos="8640"/>
+        </w:tabs>
+        <w:rPr>
+          <w:noProof/>
+        </w:rPr>
+      </w:pPr>
+      <w:r>
+        <w:t xml:space="preserve">Figure 34 - Import Applications Use Case</w:t>
+      </w:r>
+      <w:r>
+        <w:tab/>
+      </w:r>
+      <w:r>
+        <w:t>30</w:t>
+      </w:r>
+    </w:p>
+    <w:p>
+      <w:pPr>
+        <w:pStyle w:val="TOC1"/>
+        <w:tabs>
+          <w:tab w:val="right" w:leader="dot" w:pos="8640"/>
+        </w:tabs>
+        <w:rPr>
+          <w:noProof/>
+        </w:rPr>
+      </w:pPr>
+      <w:r>
+        <w:t xml:space="preserve">Figure 35 - Review Imported Applications Use Case</w:t>
+      </w:r>
+      <w:r>
+        <w:tab/>
+      </w:r>
+      <w:r>
+        <w:t>30</w:t>
+      </w:r>
+    </w:p>
+    <w:p>
+      <w:pPr>
+        <w:pStyle w:val="TOC1"/>
+        <w:tabs>
+          <w:tab w:val="right" w:leader="dot" w:pos="8640"/>
+        </w:tabs>
+        <w:rPr>
+          <w:noProof/>
+        </w:rPr>
+      </w:pPr>
+      <w:r>
+        <w:t xml:space="preserve">Figure 36 - View Applications Use Case</w:t>
+      </w:r>
+      <w:r>
+        <w:tab/>
+      </w:r>
+      <w:r>
+        <w:t>31</w:t>
+      </w:r>
+    </w:p>
+    <w:p>
+      <w:pPr>
+        <w:pStyle w:val="TOC1"/>
+        <w:tabs>
+          <w:tab w:val="right" w:leader="dot" w:pos="8640"/>
+        </w:tabs>
+        <w:rPr>
+          <w:noProof/>
+        </w:rPr>
+      </w:pPr>
+      <w:r>
+        <w:t xml:space="preserve">Figure 37 - Review Applicant Use Case</w:t>
+      </w:r>
+      <w:r>
+        <w:tab/>
+      </w:r>
+      <w:r>
+        <w:t>32</w:t>
+      </w:r>
+    </w:p>
+    <w:p>
+      <w:pPr>
+        <w:pStyle w:val="TOC1"/>
+        <w:tabs>
+          <w:tab w:val="right" w:leader="dot" w:pos="8640"/>
+        </w:tabs>
+        <w:rPr>
+          <w:noProof/>
+        </w:rPr>
+      </w:pPr>
+      <w:r>
+        <w:t xml:space="preserve">Figure 38 - Shortlist Applicant Use Case</w:t>
+      </w:r>
+      <w:r>
+        <w:tab/>
+      </w:r>
+      <w:r>
+        <w:t>32</w:t>
+      </w:r>
+    </w:p>
+    <w:p>
+      <w:pPr>
+        <w:pStyle w:val="TOC1"/>
+        <w:tabs>
+          <w:tab w:val="right" w:leader="dot" w:pos="8640"/>
+        </w:tabs>
+        <w:rPr>
+          <w:noProof/>
+        </w:rPr>
+      </w:pPr>
+      <w:r>
+        <w:t xml:space="preserve">Figure 39 - Request Information from Applicant Use Case</w:t>
+      </w:r>
+      <w:r>
+        <w:tab/>
+      </w:r>
+      <w:r>
+        <w:t>33</w:t>
+      </w:r>
+    </w:p>
+    <w:p>
+      <w:pPr>
+        <w:pStyle w:val="TOC1"/>
+        <w:tabs>
+          <w:tab w:val="right" w:leader="dot" w:pos="8640"/>
+        </w:tabs>
+        <w:rPr>
+          <w:noProof/>
+        </w:rPr>
+      </w:pPr>
+      <w:r>
+        <w:t xml:space="preserve">Figure 40 - Select Beneficiary Use Case</w:t>
+      </w:r>
+      <w:r>
+        <w:tab/>
+      </w:r>
+      <w:r>
+        <w:t>34</w:t>
+      </w:r>
+    </w:p>
+    <w:p>
+      <w:pPr>
+        <w:pStyle w:val="TOC1"/>
+        <w:tabs>
+          <w:tab w:val="right" w:leader="dot" w:pos="8640"/>
+        </w:tabs>
+        <w:rPr>
+          <w:noProof/>
+        </w:rPr>
+      </w:pPr>
+      <w:r>
+        <w:t xml:space="preserve">Figure 41 - View Reports Use Case</w:t>
+      </w:r>
+      <w:r>
+        <w:tab/>
+      </w:r>
+      <w:r>
+        <w:t>34</w:t>
+      </w:r>
+    </w:p>
+    <w:p>
+      <w:pPr>
+        <w:pStyle w:val="TOC1"/>
+        <w:tabs>
+          <w:tab w:val="right" w:leader="dot" w:pos="8640"/>
+        </w:tabs>
+        <w:rPr>
+          <w:noProof/>
+        </w:rPr>
+      </w:pPr>
+      <w:r>
+        <w:t xml:space="preserve">Figure 42 - Administrator Use Cases</w:t>
+      </w:r>
+      <w:r>
+        <w:tab/>
+      </w:r>
+      <w:r>
+        <w:t>35</w:t>
+      </w:r>
+    </w:p>
+    <w:p>
+      <w:pPr>
+        <w:pStyle w:val="TOC1"/>
+        <w:tabs>
+          <w:tab w:val="right" w:leader="dot" w:pos="8640"/>
+        </w:tabs>
+        <w:rPr>
+          <w:noProof/>
+        </w:rPr>
+      </w:pPr>
+      <w:r>
+        <w:t xml:space="preserve">Figure 43 - Manage Institution and Course Catalogue Use Case</w:t>
+      </w:r>
+      <w:r>
+        <w:tab/>
+      </w:r>
+      <w:r>
+        <w:t>36</w:t>
+      </w:r>
+    </w:p>
+    <w:p>
+      <w:pPr>
+        <w:pStyle w:val="TOC1"/>
+        <w:tabs>
+          <w:tab w:val="right" w:leader="dot" w:pos="8640"/>
+        </w:tabs>
+        <w:rPr>
+          <w:noProof/>
+        </w:rPr>
+      </w:pPr>
+      <w:r>
+        <w:t xml:space="preserve">Figure 44 - Manage User Accounts Use Case</w:t>
+      </w:r>
+      <w:r>
+        <w:tab/>
+      </w:r>
+      <w:r>
+        <w:t>36</w:t>
+      </w:r>
+    </w:p>
+    <w:p>
+      <w:pPr>
+        <w:pStyle w:val="TOC1"/>
+        <w:tabs>
+          <w:tab w:val="right" w:leader="dot" w:pos="8640"/>
+        </w:tabs>
+        <w:rPr>
+          <w:noProof/>
+        </w:rPr>
+      </w:pPr>
+      <w:r>
+        <w:t xml:space="preserve">Figure 45 - Moderate Organisations and Programmes Use Case</w:t>
+      </w:r>
+      <w:r>
+        <w:tab/>
+      </w:r>
+      <w:r>
+        <w:t>37</w:t>
+      </w:r>
+    </w:p>
+    <w:p>
+      <w:pPr>
+        <w:pStyle w:val="TOC1"/>
+        <w:tabs>
+          <w:tab w:val="right" w:leader="dot" w:pos="8640"/>
+        </w:tabs>
+        <w:rPr>
+          <w:noProof/>
+        </w:rPr>
+      </w:pPr>
+      <w:r>
+        <w:t xml:space="preserve">Figure 46 - Manage Bursary Data Sources Use Case</w:t>
+      </w:r>
+      <w:r>
+        <w:tab/>
+      </w:r>
+      <w:r>
+        <w:t>37</w:t>
+      </w:r>
+    </w:p>
+    <w:p>
+      <w:pPr>
+        <w:pStyle w:val="TOC1"/>
+        <w:tabs>
+          <w:tab w:val="right" w:leader="dot" w:pos="8640"/>
+        </w:tabs>
+        <w:rPr>
+          <w:noProof/>
+        </w:rPr>
+      </w:pPr>
+      <w:r>
+        <w:t xml:space="preserve">Figure 47 - View Audit Trail Use Case</w:t>
+      </w:r>
+      <w:r>
+        <w:tab/>
+      </w:r>
+      <w:r>
+        <w:t>38</w:t>
+      </w:r>
+    </w:p>
+    <w:p>
+      <w:pPr>
+        <w:pStyle w:val="TOC1"/>
+        <w:tabs>
+          <w:tab w:val="right" w:leader="dot" w:pos="8640"/>
+        </w:tabs>
+        <w:rPr>
+          <w:noProof/>
+        </w:rPr>
+      </w:pPr>
+      <w:r>
+        <w:t xml:space="preserve">Figure 48 - Complete Use Case Diagram</w:t>
+      </w:r>
+      <w:r>
+        <w:tab/>
+      </w:r>
+      <w:r>
+        <w:t>40</w:t>
+      </w:r>
+    </w:p>
+    <w:p>
+      <w:pPr>
+        <w:pStyle w:val="TOC1"/>
+        <w:tabs>
+          <w:tab w:val="right" w:leader="dot" w:pos="8640"/>
+        </w:tabs>
+        <w:rPr>
+          <w:noProof/>
+        </w:rPr>
+      </w:pPr>
+      <w:r>
+        <w:t xml:space="preserve">Figure 49 - Logical Structure of the Bursary-Bridge Data</w:t>
+      </w:r>
+      <w:r>
+        <w:tab/>
+      </w:r>
+      <w:r>
+        <w:t>67</w:t>
+      </w:r>
+      <w:r>
+        <w:fldChar w:fldCharType="end"/>
+      </w:r>
+    </w:p>
+    <w:p>
+      <w:r>
+        <w:br w:type="page"/>
+      </w:r>
+    </w:p>
+    <w:p>
+      <w:pPr>
+        <w:pStyle w:val="Heading1"/>
+        <w:keepNext/>
+        <w:spacing w:line="360" w:lineRule="auto"/>
+        <w:jc w:val="both"/>
+        <w:rPr>
+          <w:sz w:val="28"/>
+        </w:rPr>
+      </w:pPr>
+      <w:r>
+        <w:rPr>
+          <w:sz w:val="28"/>
+        </w:rPr>
+        <w:t xml:space="preserve">List of Tables</w:t>
+      </w:r>
+    </w:p>
+    <w:p>
+      <w:pPr>
+        <w:pStyle w:val="TOC1"/>
+        <w:tabs>
+          <w:tab w:val="right" w:leader="dot" w:pos="8640"/>
+        </w:tabs>
+        <w:rPr>
+          <w:noProof/>
+        </w:rPr>
+      </w:pPr>
+      <w:r>
+        <w:fldChar w:fldCharType="begin" w:dirty="true"/>
+      </w:r>
+      <w:r>
+        <w:instrText xml:space="preserve"> TOC \h \z \c "Table" </w:instrText>
+      </w:r>
+      <w:r>
+        <w:fldChar w:fldCharType="separate"/>
+      </w:r>
+      <w:r>
+        <w:t xml:space="preserve">Table 1 - Glossary of Terms</w:t>
+      </w:r>
+      <w:r>
+        <w:tab/>
+      </w:r>
+      <w:r>
+        <w:t>2</w:t>
+      </w:r>
+    </w:p>
+    <w:p>
+      <w:pPr>
+        <w:pStyle w:val="TOC1"/>
+        <w:tabs>
+          <w:tab w:val="right" w:leader="dot" w:pos="8640"/>
+        </w:tabs>
+        <w:rPr>
+          <w:noProof/>
+        </w:rPr>
+      </w:pPr>
+      <w:r>
+        <w:t xml:space="preserve">Table 2 - User Data Entity</w:t>
+      </w:r>
+      <w:r>
+        <w:tab/>
+      </w:r>
+      <w:r>
+        <w:t>67</w:t>
+      </w:r>
+    </w:p>
+    <w:p>
+      <w:pPr>
+        <w:pStyle w:val="TOC1"/>
+        <w:tabs>
+          <w:tab w:val="right" w:leader="dot" w:pos="8640"/>
+        </w:tabs>
+        <w:rPr>
+          <w:noProof/>
+        </w:rPr>
+      </w:pPr>
+      <w:r>
+        <w:t xml:space="preserve">Table 3 - Student Profile Data Entity</w:t>
+      </w:r>
+      <w:r>
+        <w:tab/>
+      </w:r>
+      <w:r>
+        <w:t>68</w:t>
+      </w:r>
+    </w:p>
+    <w:p>
+      <w:pPr>
+        <w:pStyle w:val="TOC1"/>
+        <w:tabs>
+          <w:tab w:val="right" w:leader="dot" w:pos="8640"/>
+        </w:tabs>
+        <w:rPr>
+          <w:noProof/>
+        </w:rPr>
+      </w:pPr>
+      <w:r>
+        <w:t xml:space="preserve">Table 4 - Study Preference Data Entity</w:t>
+      </w:r>
+      <w:r>
+        <w:tab/>
+      </w:r>
+      <w:r>
+        <w:t>68</w:t>
+      </w:r>
+    </w:p>
+    <w:p>
+      <w:pPr>
+        <w:pStyle w:val="TOC1"/>
+        <w:tabs>
+          <w:tab w:val="right" w:leader="dot" w:pos="8640"/>
+        </w:tabs>
+        <w:rPr>
+          <w:noProof/>
+        </w:rPr>
+      </w:pPr>
+      <w:r>
+        <w:t xml:space="preserve">Table 5 - Organisation Data Entity</w:t>
+      </w:r>
+      <w:r>
+        <w:tab/>
+      </w:r>
+      <w:r>
+        <w:t>68</w:t>
+      </w:r>
+    </w:p>
+    <w:p>
+      <w:pPr>
+        <w:pStyle w:val="TOC1"/>
+        <w:tabs>
+          <w:tab w:val="right" w:leader="dot" w:pos="8640"/>
+        </w:tabs>
+        <w:rPr>
+          <w:noProof/>
+        </w:rPr>
+      </w:pPr>
+      <w:r>
+        <w:t xml:space="preserve">Table 6 - Funding Programme Data Entity</w:t>
+      </w:r>
+      <w:r>
+        <w:tab/>
+      </w:r>
+      <w:r>
+        <w:t>69</w:t>
+      </w:r>
+    </w:p>
+    <w:p>
+      <w:pPr>
+        <w:pStyle w:val="TOC1"/>
+        <w:tabs>
+          <w:tab w:val="right" w:leader="dot" w:pos="8640"/>
+        </w:tabs>
+        <w:rPr>
+          <w:noProof/>
+        </w:rPr>
+      </w:pPr>
+      <w:r>
+        <w:t xml:space="preserve">Table 7 - Eligibility Rule Data Entity</w:t>
+      </w:r>
+      <w:r>
+        <w:tab/>
+      </w:r>
+      <w:r>
+        <w:t>69</w:t>
+      </w:r>
+    </w:p>
+    <w:p>
+      <w:pPr>
+        <w:pStyle w:val="TOC1"/>
+        <w:tabs>
+          <w:tab w:val="right" w:leader="dot" w:pos="8640"/>
+        </w:tabs>
+        <w:rPr>
+          <w:noProof/>
+        </w:rPr>
+      </w:pPr>
+      <w:r>
+        <w:t xml:space="preserve">Table 8 - Application Data Entity</w:t>
+      </w:r>
+      <w:r>
+        <w:tab/>
+      </w:r>
+      <w:r>
+        <w:t>69</w:t>
+      </w:r>
+    </w:p>
+    <w:p>
+      <w:pPr>
+        <w:pStyle w:val="TOC1"/>
+        <w:tabs>
+          <w:tab w:val="right" w:leader="dot" w:pos="8640"/>
+        </w:tabs>
+        <w:rPr>
+          <w:noProof/>
+        </w:rPr>
+      </w:pPr>
+      <w:r>
+        <w:t xml:space="preserve">Table 9 - Subject Result Data Entity</w:t>
+      </w:r>
+      <w:r>
+        <w:tab/>
+      </w:r>
+      <w:r>
+        <w:t>70</w:t>
+      </w:r>
+    </w:p>
+    <w:p>
+      <w:pPr>
+        <w:pStyle w:val="TOC1"/>
+        <w:tabs>
+          <w:tab w:val="right" w:leader="dot" w:pos="8640"/>
+        </w:tabs>
+        <w:rPr>
+          <w:noProof/>
+        </w:rPr>
+      </w:pPr>
+      <w:r>
+        <w:t xml:space="preserve">Table 10 - Motivational Letter Data Entity</w:t>
+      </w:r>
+      <w:r>
+        <w:tab/>
+      </w:r>
+      <w:r>
+        <w:t>70</w:t>
+      </w:r>
+    </w:p>
+    <w:p>
+      <w:pPr>
+        <w:pStyle w:val="TOC1"/>
+        <w:tabs>
+          <w:tab w:val="right" w:leader="dot" w:pos="8640"/>
+        </w:tabs>
+        <w:rPr>
+          <w:noProof/>
+        </w:rPr>
+      </w:pPr>
+      <w:r>
+        <w:t xml:space="preserve">Table 11 - Information Request Data Entity</w:t>
+      </w:r>
+      <w:r>
+        <w:tab/>
+      </w:r>
+      <w:r>
+        <w:t>70</w:t>
+      </w:r>
+    </w:p>
+    <w:p>
+      <w:pPr>
+        <w:pStyle w:val="TOC1"/>
+        <w:tabs>
+          <w:tab w:val="right" w:leader="dot" w:pos="8640"/>
+        </w:tabs>
+        <w:rPr>
+          <w:noProof/>
+        </w:rPr>
+      </w:pPr>
+      <w:r>
+        <w:t xml:space="preserve">Table 12 - Application Import Batch Data Entity</w:t>
+      </w:r>
+      <w:r>
+        <w:tab/>
+      </w:r>
+      <w:r>
+        <w:t>71</w:t>
+      </w:r>
+    </w:p>
+    <w:p>
+      <w:pPr>
+        <w:pStyle w:val="TOC1"/>
+        <w:tabs>
+          <w:tab w:val="right" w:leader="dot" w:pos="8640"/>
+        </w:tabs>
+        <w:rPr>
+          <w:noProof/>
+        </w:rPr>
+      </w:pPr>
+      <w:r>
+        <w:t xml:space="preserve">Table 13 - Application Import File Data Entity</w:t>
+      </w:r>
+      <w:r>
+        <w:tab/>
+      </w:r>
+      <w:r>
+        <w:t>71</w:t>
+      </w:r>
+    </w:p>
+    <w:p>
+      <w:pPr>
+        <w:pStyle w:val="TOC1"/>
+        <w:tabs>
+          <w:tab w:val="right" w:leader="dot" w:pos="8640"/>
+        </w:tabs>
+        <w:rPr>
+          <w:noProof/>
+        </w:rPr>
+      </w:pPr>
+      <w:r>
+        <w:t xml:space="preserve">Table 14 - External Applicant Data Entity</w:t>
+      </w:r>
+      <w:r>
+        <w:tab/>
+      </w:r>
+      <w:r>
+        <w:t>72</w:t>
+      </w:r>
+    </w:p>
+    <w:p>
+      <w:pPr>
+        <w:pStyle w:val="TOC1"/>
+        <w:tabs>
+          <w:tab w:val="right" w:leader="dot" w:pos="8640"/>
+        </w:tabs>
+        <w:rPr>
+          <w:noProof/>
+        </w:rPr>
+      </w:pPr>
+      <w:r>
+        <w:t xml:space="preserve">Table 15 - Opportunity Source Data Entity</w:t>
+      </w:r>
+      <w:r>
+        <w:tab/>
+      </w:r>
+      <w:r>
+        <w:t>72</w:t>
+      </w:r>
+    </w:p>
+    <w:p>
+      <w:pPr>
+        <w:pStyle w:val="TOC1"/>
+        <w:tabs>
+          <w:tab w:val="right" w:leader="dot" w:pos="8640"/>
+        </w:tabs>
+        <w:rPr>
+          <w:noProof/>
+        </w:rPr>
+      </w:pPr>
+      <w:r>
+        <w:t xml:space="preserve">Table 16 - Shortlist Data Entity</w:t>
+      </w:r>
+      <w:r>
+        <w:tab/>
+      </w:r>
+      <w:r>
+        <w:t>72</w:t>
+      </w:r>
+    </w:p>
+    <w:p>
+      <w:pPr>
+        <w:pStyle w:val="TOC1"/>
+        <w:tabs>
+          <w:tab w:val="right" w:leader="dot" w:pos="8640"/>
+        </w:tabs>
+        <w:rPr>
+          <w:noProof/>
+        </w:rPr>
+      </w:pPr>
+      <w:r>
+        <w:t xml:space="preserve">Table 17 - Document Data Entity</w:t>
+      </w:r>
+      <w:r>
+        <w:tab/>
+      </w:r>
+      <w:r>
+        <w:t>72</w:t>
       </w:r>
       <w:r>
         <w:fldChar w:fldCharType="end"/>
@@ -2982,7 +4096,7 @@
           <w:spacing w:val="-3"/>
           <w:sz w:val="24"/>
         </w:rPr>
-        <w:t xml:space="preserve">The system serves two kinds of user: the Student and the Corporate User. It does not attempt to disburse funds, to verify documents against any external authority, or to integrate with the administration systems of universities or of government. Those lie outside the scope of this release.</w:t>
+        <w:t xml:space="preserve">The system serves three kinds of user: the Student, the Corporate User and the Administrator. The Administrator maintains the catalogue of institutions, qualifications and subjects that the other two select from, and suspends or restores accounts; the Administrator does not take part in matching or in selection. The system does not attempt to disburse funds, to verify documents against any external authority, or to integrate with the administration systems of universities or of government. Those lie outside the scope of this release.</w:t>
       </w:r>
     </w:p>
     <w:p>
@@ -3003,6 +4117,51 @@
       </w:r>
       <w:r>
         <w:t xml:space="preserve">Glossary</w:t>
+      </w:r>
+    </w:p>
+    <w:p>
+      <w:pPr>
+        <w:spacing w:line="360" w:lineRule="auto"/>
+        <w:jc w:val="both"/>
+        <w:rPr>
+          <w:spacing w:val="-3"/>
+          <w:sz w:val="22"/>
+        </w:rPr>
+      </w:pPr>
+      <w:r>
+        <w:rPr>
+          <w:spacing w:val="-3"/>
+          <w:sz w:val="24"/>
+        </w:rPr>
+        <w:t xml:space="preserve">Table 1 defines the terms used throughout this specification. Each term carries the same meaning wherever it appears, in this document and in the Software Design Description and Test Plan that accompany it.</w:t>
+      </w:r>
+    </w:p>
+    <w:p>
+      <w:pPr>
+        <w:pStyle w:val="Caption"/>
+        <w:keepNext/>
+        <w:jc w:val="center"/>
+      </w:pPr>
+      <w:r>
+        <w:t xml:space="preserve">Table </w:t>
+      </w:r>
+      <w:r>
+        <w:fldChar w:fldCharType="begin"/>
+      </w:r>
+      <w:r>
+        <w:instrText xml:space="preserve"> SEQ Table \* ARABIC </w:instrText>
+      </w:r>
+      <w:r>
+        <w:fldChar w:fldCharType="separate"/>
+      </w:r>
+      <w:r>
+        <w:t>1</w:t>
+      </w:r>
+      <w:r>
+        <w:fldChar w:fldCharType="end"/>
+      </w:r>
+      <w:r>
+        <w:t xml:space="preserve"> - Glossary of Terms</w:t>
       </w:r>
     </w:p>
     <w:tbl>
@@ -4379,12 +5538,13 @@
           <w:spacing w:val="-3"/>
           <w:sz w:val="24"/>
         </w:rPr>
-        <w:t xml:space="preserve">IEEE. IEEE Std 830-1998 IEEE Recommended Practice for Software Requirements Specifications. IEEE Computer Society, 1998.</w:t>
+        <w:t xml:space="preserve">The sources below are cited by bracketed number throughout this document. Each is cited at least once in the text, and every bracketed number in the text appears here.</w:t>
       </w:r>
     </w:p>
     <w:p>
       <w:pPr>
         <w:spacing w:line="360" w:lineRule="auto"/>
+        <w:ind w:left="567" w:hanging="567"/>
         <w:jc w:val="both"/>
         <w:rPr>
           <w:spacing w:val="-3"/>
@@ -4396,12 +5556,13 @@
           <w:spacing w:val="-3"/>
           <w:sz w:val="24"/>
         </w:rPr>
-        <w:t xml:space="preserve">Object Management Group. OMG Unified Modeling Language (OMG UML), Version 2.5.1. Object Management Group, 2017.</w:t>
+        <w:t xml:space="preserve">[1]	IEEE, IEEE Std 830-1998, IEEE Recommended Practice for Software Requirements Specifications. Los Alamitos, CA: IEEE Computer Society, 1998.</w:t>
       </w:r>
     </w:p>
     <w:p>
       <w:pPr>
         <w:spacing w:line="360" w:lineRule="auto"/>
+        <w:ind w:left="567" w:hanging="567"/>
         <w:jc w:val="both"/>
         <w:rPr>
           <w:spacing w:val="-3"/>
@@ -4413,7 +5574,25 @@
           <w:spacing w:val="-3"/>
           <w:sz w:val="24"/>
         </w:rPr>
-        <w:t xml:space="preserve">Republic of South Africa. Protection of Personal Information Act 4 of 2013. Government Gazette, 2013.</w:t>
+        <w:t xml:space="preserve">[2]	Object Management Group, OMG Unified Modeling Language (OMG UML), Version 2.5.1. Needham, MA: Object Management Group, 2017. [Online]. Available: https://www.omg.org/spec/UML/2.5.1/.</w:t>
+      </w:r>
+    </w:p>
+    <w:p>
+      <w:pPr>
+        <w:spacing w:line="360" w:lineRule="auto"/>
+        <w:ind w:left="567" w:hanging="567"/>
+        <w:jc w:val="both"/>
+        <w:rPr>
+          <w:spacing w:val="-3"/>
+          <w:sz w:val="22"/>
+        </w:rPr>
+      </w:pPr>
+      <w:r>
+        <w:rPr>
+          <w:spacing w:val="-3"/>
+          <w:sz w:val="24"/>
+        </w:rPr>
+        <w:t xml:space="preserve">[3]	Republic of South Africa, Protection of Personal Information Act 4 of 2013. Pretoria: Government Printer, 2013. [Online]. Available: https://www.justice.gov.za/legislation/acts/2013-004.pdf.</w:t>
       </w:r>
     </w:p>
     <w:p>
@@ -4484,7 +5663,24 @@
           <w:spacing w:val="-3"/>
           <w:sz w:val="24"/>
         </w:rPr>
-        <w:t xml:space="preserve">Both chapters describe the same software product in its entirety, but are intended for different audiences and so use different language.</w:t>
+        <w:t xml:space="preserve">Both chapters describe the same software product in its entirety, but are intended for different audiences and so use different language. The division of the document between them, and the content of each section, follow the recommended practice for a software requirements specification set out in [1].</w:t>
+      </w:r>
+    </w:p>
+    <w:p>
+      <w:pPr>
+        <w:spacing w:line="360" w:lineRule="auto"/>
+        <w:jc w:val="both"/>
+        <w:rPr>
+          <w:spacing w:val="-3"/>
+          <w:sz w:val="22"/>
+        </w:rPr>
+      </w:pPr>
+      <w:r>
+        <w:rPr>
+          <w:spacing w:val="-3"/>
+          <w:sz w:val="24"/>
+        </w:rPr>
+        <w:t xml:space="preserve">Four conventions are used throughout. Figures are numbered consecutively and listed in the List of Figures; every use case is accompanied by its own numbered diagram. Tables that present data in their own right are numbered and listed in the List of Tables; the formal requirement tables of Section 3.2 are not separately numbered, because each sits directly beneath the numbered heading of the use case it describes. Sources are cited by bracketed number against the list in Section 1.4. Cross references name the section, figure or table by its number rather than by its position on the page.</w:t>
       </w:r>
     </w:p>
     <w:p>
@@ -4628,7 +5824,7 @@
           <w:spacing w:val="-3"/>
           <w:sz w:val="24"/>
         </w:rPr>
-        <w:t xml:space="preserve">Bursary-Bridge has two active actors and one cooperating system.</w:t>
+        <w:t xml:space="preserve">Figure 1 shows the environment in which Bursary-Bridge operates. The system has three active actors, the Student, the Corporate User and the Administrator, each reaching it through a portal of their own, and five cooperating components: the Matching Engine, the database, document storage, an email service and the published bursary sources from which the directory is collected.</w:t>
       </w:r>
     </w:p>
     <w:p>
@@ -4820,7 +6016,7 @@
           <w:spacing w:val="-3"/>
           <w:sz w:val="24"/>
         </w:rPr>
-        <w:t xml:space="preserve">The Application Status Lifecycle above summarises the use cases that follow. A Student prepares an application as a draft and submits it. The Corporate User reviews it, may ask for further information, and either shortlists the applicant or records the application as unsuccessful. A shortlisted applicant is either selected as a beneficiary or, ultimately, unsuccessful.</w:t>
+        <w:t xml:space="preserve">Figure 2 summarises the use cases that follow. A Student prepares an application as a draft and submits it. The Corporate User reviews it, may ask for further information, and either shortlists the applicant or records the application as unsuccessful. A shortlisted applicant is either selected as a beneficiary or, ultimately, unsuccessful.</w:t>
       </w:r>
     </w:p>
     <w:p>
@@ -5029,6 +6225,33 @@
     </w:p>
     <w:p>
       <w:pPr>
+        <w:pStyle w:val="Caption"/>
+        <w:jc w:val="center"/>
+      </w:pPr>
+      <w:r>
+        <w:t xml:space="preserve">Figure </w:t>
+      </w:r>
+      <w:r>
+        <w:fldChar w:fldCharType="begin"/>
+      </w:r>
+      <w:r>
+        <w:instrText xml:space="preserve"> SEQ Figure \* ARABIC </w:instrText>
+      </w:r>
+      <w:r>
+        <w:fldChar w:fldCharType="separate"/>
+      </w:r>
+      <w:r>
+        <w:t>4</w:t>
+      </w:r>
+      <w:r>
+        <w:fldChar w:fldCharType="end"/>
+      </w:r>
+      <w:r>
+        <w:t xml:space="preserve"> - Log In Use Case</w:t>
+      </w:r>
+    </w:p>
+    <w:p>
+      <w:pPr>
         <w:spacing w:line="360" w:lineRule="auto"/>
         <w:jc w:val="both"/>
         <w:rPr>
@@ -5369,6 +6592,33 @@
     </w:p>
     <w:p>
       <w:pPr>
+        <w:pStyle w:val="Caption"/>
+        <w:jc w:val="center"/>
+      </w:pPr>
+      <w:r>
+        <w:t xml:space="preserve">Figure </w:t>
+      </w:r>
+      <w:r>
+        <w:fldChar w:fldCharType="begin"/>
+      </w:r>
+      <w:r>
+        <w:instrText xml:space="preserve"> SEQ Figure \* ARABIC </w:instrText>
+      </w:r>
+      <w:r>
+        <w:fldChar w:fldCharType="separate"/>
+      </w:r>
+      <w:r>
+        <w:t>5</w:t>
+      </w:r>
+      <w:r>
+        <w:fldChar w:fldCharType="end"/>
+      </w:r>
+      <w:r>
+        <w:t xml:space="preserve"> - Log Out Use Case</w:t>
+      </w:r>
+    </w:p>
+    <w:p>
+      <w:pPr>
         <w:spacing w:line="360" w:lineRule="auto"/>
         <w:jc w:val="both"/>
         <w:rPr>
@@ -5645,6 +6895,33 @@
     </w:p>
     <w:p>
       <w:pPr>
+        <w:pStyle w:val="Caption"/>
+        <w:jc w:val="center"/>
+      </w:pPr>
+      <w:r>
+        <w:t xml:space="preserve">Figure </w:t>
+      </w:r>
+      <w:r>
+        <w:fldChar w:fldCharType="begin"/>
+      </w:r>
+      <w:r>
+        <w:instrText xml:space="preserve"> SEQ Figure \* ARABIC </w:instrText>
+      </w:r>
+      <w:r>
+        <w:fldChar w:fldCharType="separate"/>
+      </w:r>
+      <w:r>
+        <w:t>6</w:t>
+      </w:r>
+      <w:r>
+        <w:fldChar w:fldCharType="end"/>
+      </w:r>
+      <w:r>
+        <w:t xml:space="preserve"> - Manage Account Settings Use Case</w:t>
+      </w:r>
+    </w:p>
+    <w:p>
+      <w:pPr>
         <w:spacing w:line="360" w:lineRule="auto"/>
         <w:jc w:val="both"/>
         <w:rPr>
@@ -5985,6 +7262,33 @@
     </w:p>
     <w:p>
       <w:pPr>
+        <w:pStyle w:val="Caption"/>
+        <w:jc w:val="center"/>
+      </w:pPr>
+      <w:r>
+        <w:t xml:space="preserve">Figure </w:t>
+      </w:r>
+      <w:r>
+        <w:fldChar w:fldCharType="begin"/>
+      </w:r>
+      <w:r>
+        <w:instrText xml:space="preserve"> SEQ Figure \* ARABIC </w:instrText>
+      </w:r>
+      <w:r>
+        <w:fldChar w:fldCharType="separate"/>
+      </w:r>
+      <w:r>
+        <w:t>7</w:t>
+      </w:r>
+      <w:r>
+        <w:fldChar w:fldCharType="end"/>
+      </w:r>
+      <w:r>
+        <w:t xml:space="preserve"> - View Notifications Use Case</w:t>
+      </w:r>
+    </w:p>
+    <w:p>
+      <w:pPr>
         <w:spacing w:line="360" w:lineRule="auto"/>
         <w:jc w:val="both"/>
         <w:rPr>
@@ -6365,7 +7669,7 @@
         <w:fldChar w:fldCharType="separate"/>
       </w:r>
       <w:r>
-        <w:t>4</w:t>
+        <w:t>8</w:t>
       </w:r>
       <w:r>
         <w:fldChar w:fldCharType="end"/>
@@ -6435,7 +7739,7 @@
         <w:fldChar w:fldCharType="separate"/>
       </w:r>
       <w:r>
-        <w:t>5</w:t>
+        <w:t>9</w:t>
       </w:r>
       <w:r>
         <w:fldChar w:fldCharType="end"/>
@@ -6505,7 +7809,7 @@
         <w:fldChar w:fldCharType="separate"/>
       </w:r>
       <w:r>
-        <w:t>6</w:t>
+        <w:t>10</w:t>
       </w:r>
       <w:r>
         <w:fldChar w:fldCharType="end"/>
@@ -6601,6 +7905,33 @@
     </w:p>
     <w:p>
       <w:pPr>
+        <w:pStyle w:val="Caption"/>
+        <w:jc w:val="center"/>
+      </w:pPr>
+      <w:r>
+        <w:t xml:space="preserve">Figure </w:t>
+      </w:r>
+      <w:r>
+        <w:fldChar w:fldCharType="begin"/>
+      </w:r>
+      <w:r>
+        <w:instrText xml:space="preserve"> SEQ Figure \* ARABIC </w:instrText>
+      </w:r>
+      <w:r>
+        <w:fldChar w:fldCharType="separate"/>
+      </w:r>
+      <w:r>
+        <w:t>11</w:t>
+      </w:r>
+      <w:r>
+        <w:fldChar w:fldCharType="end"/>
+      </w:r>
+      <w:r>
+        <w:t xml:space="preserve"> - Register Student Account Use Case</w:t>
+      </w:r>
+    </w:p>
+    <w:p>
+      <w:pPr>
         <w:spacing w:line="360" w:lineRule="auto"/>
         <w:jc w:val="both"/>
         <w:rPr>
@@ -6973,6 +8304,33 @@
     </w:p>
     <w:p>
       <w:pPr>
+        <w:pStyle w:val="Caption"/>
+        <w:jc w:val="center"/>
+      </w:pPr>
+      <w:r>
+        <w:t xml:space="preserve">Figure </w:t>
+      </w:r>
+      <w:r>
+        <w:fldChar w:fldCharType="begin"/>
+      </w:r>
+      <w:r>
+        <w:instrText xml:space="preserve"> SEQ Figure \* ARABIC </w:instrText>
+      </w:r>
+      <w:r>
+        <w:fldChar w:fldCharType="separate"/>
+      </w:r>
+      <w:r>
+        <w:t>12</w:t>
+      </w:r>
+      <w:r>
+        <w:fldChar w:fldCharType="end"/>
+      </w:r>
+      <w:r>
+        <w:t xml:space="preserve"> - Verify Email Address Use Case</w:t>
+      </w:r>
+    </w:p>
+    <w:p>
+      <w:pPr>
         <w:spacing w:line="360" w:lineRule="auto"/>
         <w:jc w:val="both"/>
         <w:rPr>
@@ -7313,6 +8671,33 @@
     </w:p>
     <w:p>
       <w:pPr>
+        <w:pStyle w:val="Caption"/>
+        <w:jc w:val="center"/>
+      </w:pPr>
+      <w:r>
+        <w:t xml:space="preserve">Figure </w:t>
+      </w:r>
+      <w:r>
+        <w:fldChar w:fldCharType="begin"/>
+      </w:r>
+      <w:r>
+        <w:instrText xml:space="preserve"> SEQ Figure \* ARABIC </w:instrText>
+      </w:r>
+      <w:r>
+        <w:fldChar w:fldCharType="separate"/>
+      </w:r>
+      <w:r>
+        <w:t>13</w:t>
+      </w:r>
+      <w:r>
+        <w:fldChar w:fldCharType="end"/>
+      </w:r>
+      <w:r>
+        <w:t xml:space="preserve"> - Complete Student Profile Use Case</w:t>
+      </w:r>
+    </w:p>
+    <w:p>
+      <w:pPr>
         <w:spacing w:line="360" w:lineRule="auto"/>
         <w:jc w:val="both"/>
         <w:rPr>
@@ -7749,6 +9134,33 @@
     </w:p>
     <w:p>
       <w:pPr>
+        <w:pStyle w:val="Caption"/>
+        <w:jc w:val="center"/>
+      </w:pPr>
+      <w:r>
+        <w:t xml:space="preserve">Figure </w:t>
+      </w:r>
+      <w:r>
+        <w:fldChar w:fldCharType="begin"/>
+      </w:r>
+      <w:r>
+        <w:instrText xml:space="preserve"> SEQ Figure \* ARABIC </w:instrText>
+      </w:r>
+      <w:r>
+        <w:fldChar w:fldCharType="separate"/>
+      </w:r>
+      <w:r>
+        <w:t>14</w:t>
+      </w:r>
+      <w:r>
+        <w:fldChar w:fldCharType="end"/>
+      </w:r>
+      <w:r>
+        <w:t xml:space="preserve"> - Manage Study Preferences Use Case</w:t>
+      </w:r>
+    </w:p>
+    <w:p>
+      <w:pPr>
         <w:spacing w:line="360" w:lineRule="auto"/>
         <w:jc w:val="both"/>
         <w:rPr>
@@ -8121,6 +9533,33 @@
     </w:p>
     <w:p>
       <w:pPr>
+        <w:pStyle w:val="Caption"/>
+        <w:jc w:val="center"/>
+      </w:pPr>
+      <w:r>
+        <w:t xml:space="preserve">Figure </w:t>
+      </w:r>
+      <w:r>
+        <w:fldChar w:fldCharType="begin"/>
+      </w:r>
+      <w:r>
+        <w:instrText xml:space="preserve"> SEQ Figure \* ARABIC </w:instrText>
+      </w:r>
+      <w:r>
+        <w:fldChar w:fldCharType="separate"/>
+      </w:r>
+      <w:r>
+        <w:t>15</w:t>
+      </w:r>
+      <w:r>
+        <w:fldChar w:fldCharType="end"/>
+      </w:r>
+      <w:r>
+        <w:t xml:space="preserve"> - View Matched Opportunities Use Case</w:t>
+      </w:r>
+    </w:p>
+    <w:p>
+      <w:pPr>
         <w:spacing w:line="360" w:lineRule="auto"/>
         <w:jc w:val="both"/>
         <w:rPr>
@@ -8461,6 +9900,33 @@
     </w:p>
     <w:p>
       <w:pPr>
+        <w:pStyle w:val="Caption"/>
+        <w:jc w:val="center"/>
+      </w:pPr>
+      <w:r>
+        <w:t xml:space="preserve">Figure </w:t>
+      </w:r>
+      <w:r>
+        <w:fldChar w:fldCharType="begin"/>
+      </w:r>
+      <w:r>
+        <w:instrText xml:space="preserve"> SEQ Figure \* ARABIC </w:instrText>
+      </w:r>
+      <w:r>
+        <w:fldChar w:fldCharType="separate"/>
+      </w:r>
+      <w:r>
+        <w:t>16</w:t>
+      </w:r>
+      <w:r>
+        <w:fldChar w:fldCharType="end"/>
+      </w:r>
+      <w:r>
+        <w:t xml:space="preserve"> - Search and Filter Opportunities Use Case</w:t>
+      </w:r>
+    </w:p>
+    <w:p>
+      <w:pPr>
         <w:spacing w:line="360" w:lineRule="auto"/>
         <w:jc w:val="both"/>
         <w:rPr>
@@ -8801,6 +10267,33 @@
     </w:p>
     <w:p>
       <w:pPr>
+        <w:pStyle w:val="Caption"/>
+        <w:jc w:val="center"/>
+      </w:pPr>
+      <w:r>
+        <w:t xml:space="preserve">Figure </w:t>
+      </w:r>
+      <w:r>
+        <w:fldChar w:fldCharType="begin"/>
+      </w:r>
+      <w:r>
+        <w:instrText xml:space="preserve"> SEQ Figure \* ARABIC </w:instrText>
+      </w:r>
+      <w:r>
+        <w:fldChar w:fldCharType="separate"/>
+      </w:r>
+      <w:r>
+        <w:t>17</w:t>
+      </w:r>
+      <w:r>
+        <w:fldChar w:fldCharType="end"/>
+      </w:r>
+      <w:r>
+        <w:t xml:space="preserve"> - View Opportunity Details Use Case</w:t>
+      </w:r>
+    </w:p>
+    <w:p>
+      <w:pPr>
         <w:spacing w:line="360" w:lineRule="auto"/>
         <w:jc w:val="both"/>
         <w:rPr>
@@ -9141,6 +10634,33 @@
     </w:p>
     <w:p>
       <w:pPr>
+        <w:pStyle w:val="Caption"/>
+        <w:jc w:val="center"/>
+      </w:pPr>
+      <w:r>
+        <w:t xml:space="preserve">Figure </w:t>
+      </w:r>
+      <w:r>
+        <w:fldChar w:fldCharType="begin"/>
+      </w:r>
+      <w:r>
+        <w:instrText xml:space="preserve"> SEQ Figure \* ARABIC </w:instrText>
+      </w:r>
+      <w:r>
+        <w:fldChar w:fldCharType="separate"/>
+      </w:r>
+      <w:r>
+        <w:t>18</w:t>
+      </w:r>
+      <w:r>
+        <w:fldChar w:fldCharType="end"/>
+      </w:r>
+      <w:r>
+        <w:t xml:space="preserve"> - Apply for Funding Use Case</w:t>
+      </w:r>
+    </w:p>
+    <w:p>
+      <w:pPr>
         <w:spacing w:line="360" w:lineRule="auto"/>
         <w:jc w:val="both"/>
         <w:rPr>
@@ -9513,6 +11033,33 @@
     </w:p>
     <w:p>
       <w:pPr>
+        <w:pStyle w:val="Caption"/>
+        <w:jc w:val="center"/>
+      </w:pPr>
+      <w:r>
+        <w:t xml:space="preserve">Figure </w:t>
+      </w:r>
+      <w:r>
+        <w:fldChar w:fldCharType="begin"/>
+      </w:r>
+      <w:r>
+        <w:instrText xml:space="preserve"> SEQ Figure \* ARABIC </w:instrText>
+      </w:r>
+      <w:r>
+        <w:fldChar w:fldCharType="separate"/>
+      </w:r>
+      <w:r>
+        <w:t>19</w:t>
+      </w:r>
+      <w:r>
+        <w:fldChar w:fldCharType="end"/>
+      </w:r>
+      <w:r>
+        <w:t xml:space="preserve"> - Track Application Use Case</w:t>
+      </w:r>
+    </w:p>
+    <w:p>
+      <w:pPr>
         <w:spacing w:line="360" w:lineRule="auto"/>
         <w:jc w:val="both"/>
         <w:rPr>
@@ -9853,6 +11400,33 @@
     </w:p>
     <w:p>
       <w:pPr>
+        <w:pStyle w:val="Caption"/>
+        <w:jc w:val="center"/>
+      </w:pPr>
+      <w:r>
+        <w:t xml:space="preserve">Figure </w:t>
+      </w:r>
+      <w:r>
+        <w:fldChar w:fldCharType="begin"/>
+      </w:r>
+      <w:r>
+        <w:instrText xml:space="preserve"> SEQ Figure \* ARABIC </w:instrText>
+      </w:r>
+      <w:r>
+        <w:fldChar w:fldCharType="separate"/>
+      </w:r>
+      <w:r>
+        <w:t>20</w:t>
+      </w:r>
+      <w:r>
+        <w:fldChar w:fldCharType="end"/>
+      </w:r>
+      <w:r>
+        <w:t xml:space="preserve"> - Manage Documents Use Case</w:t>
+      </w:r>
+    </w:p>
+    <w:p>
+      <w:pPr>
         <w:spacing w:line="360" w:lineRule="auto"/>
         <w:jc w:val="both"/>
         <w:rPr>
@@ -10193,6 +11767,33 @@
     </w:p>
     <w:p>
       <w:pPr>
+        <w:pStyle w:val="Caption"/>
+        <w:jc w:val="center"/>
+      </w:pPr>
+      <w:r>
+        <w:t xml:space="preserve">Figure </w:t>
+      </w:r>
+      <w:r>
+        <w:fldChar w:fldCharType="begin"/>
+      </w:r>
+      <w:r>
+        <w:instrText xml:space="preserve"> SEQ Figure \* ARABIC </w:instrText>
+      </w:r>
+      <w:r>
+        <w:fldChar w:fldCharType="separate"/>
+      </w:r>
+      <w:r>
+        <w:t>21</w:t>
+      </w:r>
+      <w:r>
+        <w:fldChar w:fldCharType="end"/>
+      </w:r>
+      <w:r>
+        <w:t xml:space="preserve"> - Record Subject Results Use Case</w:t>
+      </w:r>
+    </w:p>
+    <w:p>
+      <w:pPr>
         <w:spacing w:line="360" w:lineRule="auto"/>
         <w:jc w:val="both"/>
         <w:rPr>
@@ -10533,6 +12134,33 @@
     </w:p>
     <w:p>
       <w:pPr>
+        <w:pStyle w:val="Caption"/>
+        <w:jc w:val="center"/>
+      </w:pPr>
+      <w:r>
+        <w:t xml:space="preserve">Figure </w:t>
+      </w:r>
+      <w:r>
+        <w:fldChar w:fldCharType="begin"/>
+      </w:r>
+      <w:r>
+        <w:instrText xml:space="preserve"> SEQ Figure \* ARABIC </w:instrText>
+      </w:r>
+      <w:r>
+        <w:fldChar w:fldCharType="separate"/>
+      </w:r>
+      <w:r>
+        <w:t>22</w:t>
+      </w:r>
+      <w:r>
+        <w:fldChar w:fldCharType="end"/>
+      </w:r>
+      <w:r>
+        <w:t xml:space="preserve"> - Browse All Bursaries Use Case</w:t>
+      </w:r>
+    </w:p>
+    <w:p>
+      <w:pPr>
         <w:spacing w:line="360" w:lineRule="auto"/>
         <w:jc w:val="both"/>
         <w:rPr>
@@ -10873,6 +12501,33 @@
     </w:p>
     <w:p>
       <w:pPr>
+        <w:pStyle w:val="Caption"/>
+        <w:jc w:val="center"/>
+      </w:pPr>
+      <w:r>
+        <w:t xml:space="preserve">Figure </w:t>
+      </w:r>
+      <w:r>
+        <w:fldChar w:fldCharType="begin"/>
+      </w:r>
+      <w:r>
+        <w:instrText xml:space="preserve"> SEQ Figure \* ARABIC </w:instrText>
+      </w:r>
+      <w:r>
+        <w:fldChar w:fldCharType="separate"/>
+      </w:r>
+      <w:r>
+        <w:t>23</w:t>
+      </w:r>
+      <w:r>
+        <w:fldChar w:fldCharType="end"/>
+      </w:r>
+      <w:r>
+        <w:t xml:space="preserve"> - Generate Motivational Letter Use Case</w:t>
+      </w:r>
+    </w:p>
+    <w:p>
+      <w:pPr>
         <w:spacing w:line="360" w:lineRule="auto"/>
         <w:jc w:val="both"/>
         <w:rPr>
@@ -11213,6 +12868,33 @@
     </w:p>
     <w:p>
       <w:pPr>
+        <w:pStyle w:val="Caption"/>
+        <w:jc w:val="center"/>
+      </w:pPr>
+      <w:r>
+        <w:t xml:space="preserve">Figure </w:t>
+      </w:r>
+      <w:r>
+        <w:fldChar w:fldCharType="begin"/>
+      </w:r>
+      <w:r>
+        <w:instrText xml:space="preserve"> SEQ Figure \* ARABIC </w:instrText>
+      </w:r>
+      <w:r>
+        <w:fldChar w:fldCharType="separate"/>
+      </w:r>
+      <w:r>
+        <w:t>24</w:t>
+      </w:r>
+      <w:r>
+        <w:fldChar w:fldCharType="end"/>
+      </w:r>
+      <w:r>
+        <w:t xml:space="preserve"> - Auto-Fill Application Forms Use Case</w:t>
+      </w:r>
+    </w:p>
+    <w:p>
+      <w:pPr>
         <w:spacing w:line="360" w:lineRule="auto"/>
         <w:jc w:val="both"/>
         <w:rPr>
@@ -11553,6 +13235,33 @@
     </w:p>
     <w:p>
       <w:pPr>
+        <w:pStyle w:val="Caption"/>
+        <w:jc w:val="center"/>
+      </w:pPr>
+      <w:r>
+        <w:t xml:space="preserve">Figure </w:t>
+      </w:r>
+      <w:r>
+        <w:fldChar w:fldCharType="begin"/>
+      </w:r>
+      <w:r>
+        <w:instrText xml:space="preserve"> SEQ Figure \* ARABIC </w:instrText>
+      </w:r>
+      <w:r>
+        <w:fldChar w:fldCharType="separate"/>
+      </w:r>
+      <w:r>
+        <w:t>25</w:t>
+      </w:r>
+      <w:r>
+        <w:fldChar w:fldCharType="end"/>
+      </w:r>
+      <w:r>
+        <w:t xml:space="preserve"> - Respond to Information Request Use Case</w:t>
+      </w:r>
+    </w:p>
+    <w:p>
+      <w:pPr>
         <w:spacing w:line="360" w:lineRule="auto"/>
         <w:jc w:val="both"/>
         <w:rPr>
@@ -11933,7 +13642,7 @@
         <w:fldChar w:fldCharType="separate"/>
       </w:r>
       <w:r>
-        <w:t>7</w:t>
+        <w:t>26</w:t>
       </w:r>
       <w:r>
         <w:fldChar w:fldCharType="end"/>
@@ -12003,7 +13712,7 @@
         <w:fldChar w:fldCharType="separate"/>
       </w:r>
       <w:r>
-        <w:t>8</w:t>
+        <w:t>27</w:t>
       </w:r>
       <w:r>
         <w:fldChar w:fldCharType="end"/>
@@ -12073,7 +13782,7 @@
         <w:fldChar w:fldCharType="separate"/>
       </w:r>
       <w:r>
-        <w:t>9</w:t>
+        <w:t>28</w:t>
       </w:r>
       <w:r>
         <w:fldChar w:fldCharType="end"/>
@@ -12169,6 +13878,33 @@
     </w:p>
     <w:p>
       <w:pPr>
+        <w:pStyle w:val="Caption"/>
+        <w:jc w:val="center"/>
+      </w:pPr>
+      <w:r>
+        <w:t xml:space="preserve">Figure </w:t>
+      </w:r>
+      <w:r>
+        <w:fldChar w:fldCharType="begin"/>
+      </w:r>
+      <w:r>
+        <w:instrText xml:space="preserve"> SEQ Figure \* ARABIC </w:instrText>
+      </w:r>
+      <w:r>
+        <w:fldChar w:fldCharType="separate"/>
+      </w:r>
+      <w:r>
+        <w:t>29</w:t>
+      </w:r>
+      <w:r>
+        <w:fldChar w:fldCharType="end"/>
+      </w:r>
+      <w:r>
+        <w:t xml:space="preserve"> - Register Corporate Account Use Case</w:t>
+      </w:r>
+    </w:p>
+    <w:p>
+      <w:pPr>
         <w:spacing w:line="360" w:lineRule="auto"/>
         <w:jc w:val="both"/>
         <w:rPr>
@@ -12541,6 +14277,33 @@
     </w:p>
     <w:p>
       <w:pPr>
+        <w:pStyle w:val="Caption"/>
+        <w:jc w:val="center"/>
+      </w:pPr>
+      <w:r>
+        <w:t xml:space="preserve">Figure </w:t>
+      </w:r>
+      <w:r>
+        <w:fldChar w:fldCharType="begin"/>
+      </w:r>
+      <w:r>
+        <w:instrText xml:space="preserve"> SEQ Figure \* ARABIC </w:instrText>
+      </w:r>
+      <w:r>
+        <w:fldChar w:fldCharType="separate"/>
+      </w:r>
+      <w:r>
+        <w:t>30</w:t>
+      </w:r>
+      <w:r>
+        <w:fldChar w:fldCharType="end"/>
+      </w:r>
+      <w:r>
+        <w:t xml:space="preserve"> - Complete Organisation Profile Use Case</w:t>
+      </w:r>
+    </w:p>
+    <w:p>
+      <w:pPr>
         <w:spacing w:line="360" w:lineRule="auto"/>
         <w:jc w:val="both"/>
         <w:rPr>
@@ -12913,6 +14676,33 @@
     </w:p>
     <w:p>
       <w:pPr>
+        <w:pStyle w:val="Caption"/>
+        <w:jc w:val="center"/>
+      </w:pPr>
+      <w:r>
+        <w:t xml:space="preserve">Figure </w:t>
+      </w:r>
+      <w:r>
+        <w:fldChar w:fldCharType="begin"/>
+      </w:r>
+      <w:r>
+        <w:instrText xml:space="preserve"> SEQ Figure \* ARABIC </w:instrText>
+      </w:r>
+      <w:r>
+        <w:fldChar w:fldCharType="separate"/>
+      </w:r>
+      <w:r>
+        <w:t>31</w:t>
+      </w:r>
+      <w:r>
+        <w:fldChar w:fldCharType="end"/>
+      </w:r>
+      <w:r>
+        <w:t xml:space="preserve"> - Create Funding Programme Use Case</w:t>
+      </w:r>
+    </w:p>
+    <w:p>
+      <w:pPr>
         <w:spacing w:line="360" w:lineRule="auto"/>
         <w:jc w:val="both"/>
         <w:rPr>
@@ -13335,6 +15125,33 @@
     </w:p>
     <w:p>
       <w:pPr>
+        <w:pStyle w:val="Caption"/>
+        <w:jc w:val="center"/>
+      </w:pPr>
+      <w:r>
+        <w:t xml:space="preserve">Figure </w:t>
+      </w:r>
+      <w:r>
+        <w:fldChar w:fldCharType="begin"/>
+      </w:r>
+      <w:r>
+        <w:instrText xml:space="preserve"> SEQ Figure \* ARABIC </w:instrText>
+      </w:r>
+      <w:r>
+        <w:fldChar w:fldCharType="separate"/>
+      </w:r>
+      <w:r>
+        <w:t>32</w:t>
+      </w:r>
+      <w:r>
+        <w:fldChar w:fldCharType="end"/>
+      </w:r>
+      <w:r>
+        <w:t xml:space="preserve"> - Define Eligibility Criteria Use Case</w:t>
+      </w:r>
+    </w:p>
+    <w:p>
+      <w:pPr>
         <w:spacing w:line="360" w:lineRule="auto"/>
         <w:jc w:val="both"/>
         <w:rPr>
@@ -13725,6 +15542,33 @@
     </w:p>
     <w:p>
       <w:pPr>
+        <w:pStyle w:val="Caption"/>
+        <w:jc w:val="center"/>
+      </w:pPr>
+      <w:r>
+        <w:t xml:space="preserve">Figure </w:t>
+      </w:r>
+      <w:r>
+        <w:fldChar w:fldCharType="begin"/>
+      </w:r>
+      <w:r>
+        <w:instrText xml:space="preserve"> SEQ Figure \* ARABIC </w:instrText>
+      </w:r>
+      <w:r>
+        <w:fldChar w:fldCharType="separate"/>
+      </w:r>
+      <w:r>
+        <w:t>33</w:t>
+      </w:r>
+      <w:r>
+        <w:fldChar w:fldCharType="end"/>
+      </w:r>
+      <w:r>
+        <w:t xml:space="preserve"> - Publish Funding Programme Use Case</w:t>
+      </w:r>
+    </w:p>
+    <w:p>
+      <w:pPr>
         <w:spacing w:line="360" w:lineRule="auto"/>
         <w:jc w:val="both"/>
         <w:rPr>
@@ -14065,6 +15909,33 @@
     </w:p>
     <w:p>
       <w:pPr>
+        <w:pStyle w:val="Caption"/>
+        <w:jc w:val="center"/>
+      </w:pPr>
+      <w:r>
+        <w:t xml:space="preserve">Figure </w:t>
+      </w:r>
+      <w:r>
+        <w:fldChar w:fldCharType="begin"/>
+      </w:r>
+      <w:r>
+        <w:instrText xml:space="preserve"> SEQ Figure \* ARABIC </w:instrText>
+      </w:r>
+      <w:r>
+        <w:fldChar w:fldCharType="separate"/>
+      </w:r>
+      <w:r>
+        <w:t>34</w:t>
+      </w:r>
+      <w:r>
+        <w:fldChar w:fldCharType="end"/>
+      </w:r>
+      <w:r>
+        <w:t xml:space="preserve"> - Import Applications Use Case</w:t>
+      </w:r>
+    </w:p>
+    <w:p>
+      <w:pPr>
         <w:spacing w:line="360" w:lineRule="auto"/>
         <w:jc w:val="both"/>
         <w:rPr>
@@ -14405,6 +16276,33 @@
     </w:p>
     <w:p>
       <w:pPr>
+        <w:pStyle w:val="Caption"/>
+        <w:jc w:val="center"/>
+      </w:pPr>
+      <w:r>
+        <w:t xml:space="preserve">Figure </w:t>
+      </w:r>
+      <w:r>
+        <w:fldChar w:fldCharType="begin"/>
+      </w:r>
+      <w:r>
+        <w:instrText xml:space="preserve"> SEQ Figure \* ARABIC </w:instrText>
+      </w:r>
+      <w:r>
+        <w:fldChar w:fldCharType="separate"/>
+      </w:r>
+      <w:r>
+        <w:t>35</w:t>
+      </w:r>
+      <w:r>
+        <w:fldChar w:fldCharType="end"/>
+      </w:r>
+      <w:r>
+        <w:t xml:space="preserve"> - Review Imported Applications Use Case</w:t>
+      </w:r>
+    </w:p>
+    <w:p>
+      <w:pPr>
         <w:spacing w:line="360" w:lineRule="auto"/>
         <w:jc w:val="both"/>
         <w:rPr>
@@ -14745,6 +16643,33 @@
     </w:p>
     <w:p>
       <w:pPr>
+        <w:pStyle w:val="Caption"/>
+        <w:jc w:val="center"/>
+      </w:pPr>
+      <w:r>
+        <w:t xml:space="preserve">Figure </w:t>
+      </w:r>
+      <w:r>
+        <w:fldChar w:fldCharType="begin"/>
+      </w:r>
+      <w:r>
+        <w:instrText xml:space="preserve"> SEQ Figure \* ARABIC </w:instrText>
+      </w:r>
+      <w:r>
+        <w:fldChar w:fldCharType="separate"/>
+      </w:r>
+      <w:r>
+        <w:t>36</w:t>
+      </w:r>
+      <w:r>
+        <w:fldChar w:fldCharType="end"/>
+      </w:r>
+      <w:r>
+        <w:t xml:space="preserve"> - View Applications Use Case</w:t>
+      </w:r>
+    </w:p>
+    <w:p>
+      <w:pPr>
         <w:spacing w:line="360" w:lineRule="auto"/>
         <w:jc w:val="both"/>
         <w:rPr>
@@ -15085,6 +17010,33 @@
     </w:p>
     <w:p>
       <w:pPr>
+        <w:pStyle w:val="Caption"/>
+        <w:jc w:val="center"/>
+      </w:pPr>
+      <w:r>
+        <w:t xml:space="preserve">Figure </w:t>
+      </w:r>
+      <w:r>
+        <w:fldChar w:fldCharType="begin"/>
+      </w:r>
+      <w:r>
+        <w:instrText xml:space="preserve"> SEQ Figure \* ARABIC </w:instrText>
+      </w:r>
+      <w:r>
+        <w:fldChar w:fldCharType="separate"/>
+      </w:r>
+      <w:r>
+        <w:t>37</w:t>
+      </w:r>
+      <w:r>
+        <w:fldChar w:fldCharType="end"/>
+      </w:r>
+      <w:r>
+        <w:t xml:space="preserve"> - Review Applicant Use Case</w:t>
+      </w:r>
+    </w:p>
+    <w:p>
+      <w:pPr>
         <w:spacing w:line="360" w:lineRule="auto"/>
         <w:jc w:val="both"/>
         <w:rPr>
@@ -15475,6 +17427,33 @@
     </w:p>
     <w:p>
       <w:pPr>
+        <w:pStyle w:val="Caption"/>
+        <w:jc w:val="center"/>
+      </w:pPr>
+      <w:r>
+        <w:t xml:space="preserve">Figure </w:t>
+      </w:r>
+      <w:r>
+        <w:fldChar w:fldCharType="begin"/>
+      </w:r>
+      <w:r>
+        <w:instrText xml:space="preserve"> SEQ Figure \* ARABIC </w:instrText>
+      </w:r>
+      <w:r>
+        <w:fldChar w:fldCharType="separate"/>
+      </w:r>
+      <w:r>
+        <w:t>38</w:t>
+      </w:r>
+      <w:r>
+        <w:fldChar w:fldCharType="end"/>
+      </w:r>
+      <w:r>
+        <w:t xml:space="preserve"> - Shortlist Applicant Use Case</w:t>
+      </w:r>
+    </w:p>
+    <w:p>
+      <w:pPr>
         <w:spacing w:line="360" w:lineRule="auto"/>
         <w:jc w:val="both"/>
         <w:rPr>
@@ -15833,6 +17812,33 @@
     </w:p>
     <w:p>
       <w:pPr>
+        <w:pStyle w:val="Caption"/>
+        <w:jc w:val="center"/>
+      </w:pPr>
+      <w:r>
+        <w:t xml:space="preserve">Figure </w:t>
+      </w:r>
+      <w:r>
+        <w:fldChar w:fldCharType="begin"/>
+      </w:r>
+      <w:r>
+        <w:instrText xml:space="preserve"> SEQ Figure \* ARABIC </w:instrText>
+      </w:r>
+      <w:r>
+        <w:fldChar w:fldCharType="separate"/>
+      </w:r>
+      <w:r>
+        <w:t>39</w:t>
+      </w:r>
+      <w:r>
+        <w:fldChar w:fldCharType="end"/>
+      </w:r>
+      <w:r>
+        <w:t xml:space="preserve"> - Request Information from Applicant Use Case</w:t>
+      </w:r>
+    </w:p>
+    <w:p>
+      <w:pPr>
         <w:spacing w:line="360" w:lineRule="auto"/>
         <w:jc w:val="both"/>
         <w:rPr>
@@ -16191,6 +18197,33 @@
     </w:p>
     <w:p>
       <w:pPr>
+        <w:pStyle w:val="Caption"/>
+        <w:jc w:val="center"/>
+      </w:pPr>
+      <w:r>
+        <w:t xml:space="preserve">Figure </w:t>
+      </w:r>
+      <w:r>
+        <w:fldChar w:fldCharType="begin"/>
+      </w:r>
+      <w:r>
+        <w:instrText xml:space="preserve"> SEQ Figure \* ARABIC </w:instrText>
+      </w:r>
+      <w:r>
+        <w:fldChar w:fldCharType="separate"/>
+      </w:r>
+      <w:r>
+        <w:t>40</w:t>
+      </w:r>
+      <w:r>
+        <w:fldChar w:fldCharType="end"/>
+      </w:r>
+      <w:r>
+        <w:t xml:space="preserve"> - Select Beneficiary Use Case</w:t>
+      </w:r>
+    </w:p>
+    <w:p>
+      <w:pPr>
         <w:spacing w:line="360" w:lineRule="auto"/>
         <w:jc w:val="both"/>
         <w:rPr>
@@ -16531,6 +18564,33 @@
     </w:p>
     <w:p>
       <w:pPr>
+        <w:pStyle w:val="Caption"/>
+        <w:jc w:val="center"/>
+      </w:pPr>
+      <w:r>
+        <w:t xml:space="preserve">Figure </w:t>
+      </w:r>
+      <w:r>
+        <w:fldChar w:fldCharType="begin"/>
+      </w:r>
+      <w:r>
+        <w:instrText xml:space="preserve"> SEQ Figure \* ARABIC </w:instrText>
+      </w:r>
+      <w:r>
+        <w:fldChar w:fldCharType="separate"/>
+      </w:r>
+      <w:r>
+        <w:t>41</w:t>
+      </w:r>
+      <w:r>
+        <w:fldChar w:fldCharType="end"/>
+      </w:r>
+      <w:r>
+        <w:t xml:space="preserve"> - View Reports Use Case</w:t>
+      </w:r>
+    </w:p>
+    <w:p>
+      <w:pPr>
         <w:spacing w:line="360" w:lineRule="auto"/>
         <w:jc w:val="both"/>
         <w:rPr>
@@ -16894,7 +18954,7 @@
         <w:fldChar w:fldCharType="separate"/>
       </w:r>
       <w:r>
-        <w:t>10</w:t>
+        <w:t>42</w:t>
       </w:r>
       <w:r>
         <w:fldChar w:fldCharType="end"/>
@@ -16990,6 +19050,33 @@
     </w:p>
     <w:p>
       <w:pPr>
+        <w:pStyle w:val="Caption"/>
+        <w:jc w:val="center"/>
+      </w:pPr>
+      <w:r>
+        <w:t xml:space="preserve">Figure </w:t>
+      </w:r>
+      <w:r>
+        <w:fldChar w:fldCharType="begin"/>
+      </w:r>
+      <w:r>
+        <w:instrText xml:space="preserve"> SEQ Figure \* ARABIC </w:instrText>
+      </w:r>
+      <w:r>
+        <w:fldChar w:fldCharType="separate"/>
+      </w:r>
+      <w:r>
+        <w:t>43</w:t>
+      </w:r>
+      <w:r>
+        <w:fldChar w:fldCharType="end"/>
+      </w:r>
+      <w:r>
+        <w:t xml:space="preserve"> - Manage Institution and Course Catalogue Use Case</w:t>
+      </w:r>
+    </w:p>
+    <w:p>
+      <w:pPr>
         <w:spacing w:line="360" w:lineRule="auto"/>
         <w:jc w:val="both"/>
         <w:rPr>
@@ -17298,6 +19385,33 @@
     </w:p>
     <w:p>
       <w:pPr>
+        <w:pStyle w:val="Caption"/>
+        <w:jc w:val="center"/>
+      </w:pPr>
+      <w:r>
+        <w:t xml:space="preserve">Figure </w:t>
+      </w:r>
+      <w:r>
+        <w:fldChar w:fldCharType="begin"/>
+      </w:r>
+      <w:r>
+        <w:instrText xml:space="preserve"> SEQ Figure \* ARABIC </w:instrText>
+      </w:r>
+      <w:r>
+        <w:fldChar w:fldCharType="separate"/>
+      </w:r>
+      <w:r>
+        <w:t>44</w:t>
+      </w:r>
+      <w:r>
+        <w:fldChar w:fldCharType="end"/>
+      </w:r>
+      <w:r>
+        <w:t xml:space="preserve"> - Manage User Accounts Use Case</w:t>
+      </w:r>
+    </w:p>
+    <w:p>
+      <w:pPr>
         <w:spacing w:line="360" w:lineRule="auto"/>
         <w:jc w:val="both"/>
         <w:rPr>
@@ -17606,6 +19720,33 @@
     </w:p>
     <w:p>
       <w:pPr>
+        <w:pStyle w:val="Caption"/>
+        <w:jc w:val="center"/>
+      </w:pPr>
+      <w:r>
+        <w:t xml:space="preserve">Figure </w:t>
+      </w:r>
+      <w:r>
+        <w:fldChar w:fldCharType="begin"/>
+      </w:r>
+      <w:r>
+        <w:instrText xml:space="preserve"> SEQ Figure \* ARABIC </w:instrText>
+      </w:r>
+      <w:r>
+        <w:fldChar w:fldCharType="separate"/>
+      </w:r>
+      <w:r>
+        <w:t>45</w:t>
+      </w:r>
+      <w:r>
+        <w:fldChar w:fldCharType="end"/>
+      </w:r>
+      <w:r>
+        <w:t xml:space="preserve"> - Moderate Organisations and Programmes Use Case</w:t>
+      </w:r>
+    </w:p>
+    <w:p>
+      <w:pPr>
         <w:spacing w:line="360" w:lineRule="auto"/>
         <w:jc w:val="both"/>
         <w:rPr>
@@ -17914,6 +20055,33 @@
     </w:p>
     <w:p>
       <w:pPr>
+        <w:pStyle w:val="Caption"/>
+        <w:jc w:val="center"/>
+      </w:pPr>
+      <w:r>
+        <w:t xml:space="preserve">Figure </w:t>
+      </w:r>
+      <w:r>
+        <w:fldChar w:fldCharType="begin"/>
+      </w:r>
+      <w:r>
+        <w:instrText xml:space="preserve"> SEQ Figure \* ARABIC </w:instrText>
+      </w:r>
+      <w:r>
+        <w:fldChar w:fldCharType="separate"/>
+      </w:r>
+      <w:r>
+        <w:t>46</w:t>
+      </w:r>
+      <w:r>
+        <w:fldChar w:fldCharType="end"/>
+      </w:r>
+      <w:r>
+        <w:t xml:space="preserve"> - Manage Bursary Data Sources Use Case</w:t>
+      </w:r>
+    </w:p>
+    <w:p>
+      <w:pPr>
         <w:spacing w:line="360" w:lineRule="auto"/>
         <w:jc w:val="both"/>
         <w:rPr>
@@ -18222,6 +20390,33 @@
     </w:p>
     <w:p>
       <w:pPr>
+        <w:pStyle w:val="Caption"/>
+        <w:jc w:val="center"/>
+      </w:pPr>
+      <w:r>
+        <w:t xml:space="preserve">Figure </w:t>
+      </w:r>
+      <w:r>
+        <w:fldChar w:fldCharType="begin"/>
+      </w:r>
+      <w:r>
+        <w:instrText xml:space="preserve"> SEQ Figure \* ARABIC </w:instrText>
+      </w:r>
+      <w:r>
+        <w:fldChar w:fldCharType="separate"/>
+      </w:r>
+      <w:r>
+        <w:t>47</w:t>
+      </w:r>
+      <w:r>
+        <w:fldChar w:fldCharType="end"/>
+      </w:r>
+      <w:r>
+        <w:t xml:space="preserve"> - View Audit Trail Use Case</w:t>
+      </w:r>
+    </w:p>
+    <w:p>
+      <w:pPr>
         <w:spacing w:line="360" w:lineRule="auto"/>
         <w:jc w:val="both"/>
         <w:rPr>
@@ -18457,7 +20652,7 @@
           <w:spacing w:val="-3"/>
           <w:sz w:val="24"/>
         </w:rPr>
-        <w:t xml:space="preserve">The diagram below brings together every actor and every use case described in this section. The Student, the Corporate User and the Administrator are all specialisations of a User, which is why the four use cases they share are attached once to the User actor rather than drawn three times. The diagram is set sideways on the page overleaf because it carries thirty-seven use cases; each of them is also shown, at a larger size, on the per-actor diagrams above and on its own diagram beside its description.</w:t>
+        <w:t xml:space="preserve">Figure 48 brings together every actor and every use case described in this section. The Student, the Corporate User and the Administrator are all specialisations of a User, which is why the four use cases they share are attached once to the User actor rather than drawn three times. The diagram is set sideways on the page overleaf because it carries thirty-seven use cases; each of them is also shown, at a larger size, on the per-actor diagrams above and on its own diagram beside its description.</w:t>
       </w:r>
     </w:p>
     <w:p>
@@ -18534,7 +20729,7 @@
         <w:fldChar w:fldCharType="separate"/>
       </w:r>
       <w:r>
-        <w:t>11</w:t>
+        <w:t>48</w:t>
       </w:r>
       <w:r>
         <w:fldChar w:fldCharType="end"/>
@@ -41197,7 +43392,7 @@
           <w:spacing w:val="-3"/>
           <w:sz w:val="24"/>
         </w:rPr>
-        <w:t xml:space="preserve">The logical structure of the data stored by Bursary-Bridge is given below.</w:t>
+        <w:t xml:space="preserve">Figure 49 presents the logical structure of the data stored by Bursary-Bridge, drawn as a Unified Modeling Language class diagram in accordance with [2].</w:t>
       </w:r>
     </w:p>
     <w:p>
@@ -41208,7 +43403,7 @@
       <w:r>
         <w:drawing>
           <wp:inline distT="0" distB="0" distL="0" distR="0">
-            <wp:extent cx="5486400" cy="4510408"/>
+            <wp:extent cx="5486400" cy="2799183"/>
             <wp:effectExtent l="0" t="0" r="0" b="0"/>
             <wp:docPr id="998" name="Figure 98"/>
             <wp:cNvGraphicFramePr>
@@ -41218,7 +43413,7 @@
               <a:graphicData uri="http://schemas.openxmlformats.org/drawingml/2006/picture">
                 <pic:pic xmlns:pic="http://schemas.openxmlformats.org/drawingml/2006/picture">
                   <pic:nvPicPr>
-                    <pic:cNvPr id="998" name="fig7_data.png"/>
+                    <pic:cNvPr id="998" name="fig8_data.png"/>
                     <pic:cNvPicPr/>
                   </pic:nvPicPr>
                   <pic:blipFill>
@@ -41230,7 +43425,7 @@
                   <pic:spPr>
                     <a:xfrm>
                       <a:off x="0" y="0"/>
-                      <a:ext cx="5486400" cy="4510408"/>
+                      <a:ext cx="5486400" cy="2799183"/>
                     </a:xfrm>
                     <a:prstGeom prst="rect">
                       <a:avLst/>
@@ -41261,7 +43456,7 @@
         <w:fldChar w:fldCharType="separate"/>
       </w:r>
       <w:r>
-        <w:t>12</w:t>
+        <w:t>49</w:t>
       </w:r>
       <w:r>
         <w:fldChar w:fldCharType="end"/>
@@ -41284,25 +43479,35 @@
           <w:spacing w:val="-3"/>
           <w:sz w:val="24"/>
         </w:rPr>
-        <w:t xml:space="preserve">The data descriptions of each of these data entities is as follows:</w:t>
-      </w:r>
-    </w:p>
-    <w:p>
-      <w:pPr>
-        <w:spacing w:line="360" w:lineRule="auto"/>
-        <w:jc w:val="both"/>
-        <w:rPr>
-          <w:spacing w:val="-3"/>
-          <w:sz w:val="22"/>
-        </w:rPr>
-      </w:pPr>
-      <w:r>
-        <w:rPr>
-          <w:spacing w:val="-3"/>
-          <w:b/>
-          <w:sz w:val="24"/>
-        </w:rPr>
-        <w:t xml:space="preserve">User Data Entity</w:t>
+        <w:t xml:space="preserve">Tables 2 to 17 describe each of the entities in Figure 49 in turn, giving the data items it holds, the type of each and the constraints that apply.</w:t>
+      </w:r>
+    </w:p>
+    <w:p>
+      <w:pPr>
+        <w:pStyle w:val="Caption"/>
+        <w:keepNext/>
+        <w:jc w:val="center"/>
+      </w:pPr>
+      <w:r>
+        <w:t xml:space="preserve">Table </w:t>
+      </w:r>
+      <w:r>
+        <w:fldChar w:fldCharType="begin"/>
+      </w:r>
+      <w:r>
+        <w:instrText xml:space="preserve"> SEQ Table \* ARABIC </w:instrText>
+      </w:r>
+      <w:r>
+        <w:fldChar w:fldCharType="separate"/>
+      </w:r>
+      <w:r>
+        <w:t>2</w:t>
+      </w:r>
+      <w:r>
+        <w:fldChar w:fldCharType="end"/>
+      </w:r>
+      <w:r>
+        <w:t xml:space="preserve"> - User Data Entity</w:t>
       </w:r>
     </w:p>
     <w:tbl>
@@ -42019,20 +44224,30 @@
     </w:tbl>
     <w:p>
       <w:pPr>
-        <w:spacing w:line="360" w:lineRule="auto"/>
-        <w:jc w:val="both"/>
-        <w:rPr>
-          <w:spacing w:val="-3"/>
-          <w:sz w:val="22"/>
-        </w:rPr>
-      </w:pPr>
-      <w:r>
-        <w:rPr>
-          <w:spacing w:val="-3"/>
-          <w:b/>
-          <w:sz w:val="24"/>
-        </w:rPr>
-        <w:t xml:space="preserve">Student Profile Data Entity</w:t>
+        <w:pStyle w:val="Caption"/>
+        <w:keepNext/>
+        <w:jc w:val="center"/>
+      </w:pPr>
+      <w:r>
+        <w:t xml:space="preserve">Table </w:t>
+      </w:r>
+      <w:r>
+        <w:fldChar w:fldCharType="begin"/>
+      </w:r>
+      <w:r>
+        <w:instrText xml:space="preserve"> SEQ Table \* ARABIC </w:instrText>
+      </w:r>
+      <w:r>
+        <w:fldChar w:fldCharType="separate"/>
+      </w:r>
+      <w:r>
+        <w:t>3</w:t>
+      </w:r>
+      <w:r>
+        <w:fldChar w:fldCharType="end"/>
+      </w:r>
+      <w:r>
+        <w:t xml:space="preserve"> - Student Profile Data Entity</w:t>
       </w:r>
     </w:p>
     <w:tbl>
@@ -42921,20 +45136,30 @@
     </w:tbl>
     <w:p>
       <w:pPr>
-        <w:spacing w:line="360" w:lineRule="auto"/>
-        <w:jc w:val="both"/>
-        <w:rPr>
-          <w:spacing w:val="-3"/>
-          <w:sz w:val="22"/>
-        </w:rPr>
-      </w:pPr>
-      <w:r>
-        <w:rPr>
-          <w:spacing w:val="-3"/>
-          <w:b/>
-          <w:sz w:val="24"/>
-        </w:rPr>
-        <w:t xml:space="preserve">Study Preference Data Entity</w:t>
+        <w:pStyle w:val="Caption"/>
+        <w:keepNext/>
+        <w:jc w:val="center"/>
+      </w:pPr>
+      <w:r>
+        <w:t xml:space="preserve">Table </w:t>
+      </w:r>
+      <w:r>
+        <w:fldChar w:fldCharType="begin"/>
+      </w:r>
+      <w:r>
+        <w:instrText xml:space="preserve"> SEQ Table \* ARABIC </w:instrText>
+      </w:r>
+      <w:r>
+        <w:fldChar w:fldCharType="separate"/>
+      </w:r>
+      <w:r>
+        <w:t>4</w:t>
+      </w:r>
+      <w:r>
+        <w:fldChar w:fldCharType="end"/>
+      </w:r>
+      <w:r>
+        <w:t xml:space="preserve"> - Study Preference Data Entity</w:t>
       </w:r>
     </w:p>
     <w:tbl>
@@ -43393,20 +45618,30 @@
     </w:tbl>
     <w:p>
       <w:pPr>
-        <w:spacing w:line="360" w:lineRule="auto"/>
-        <w:jc w:val="both"/>
-        <w:rPr>
-          <w:spacing w:val="-3"/>
-          <w:sz w:val="22"/>
-        </w:rPr>
-      </w:pPr>
-      <w:r>
-        <w:rPr>
-          <w:spacing w:val="-3"/>
-          <w:b/>
-          <w:sz w:val="24"/>
-        </w:rPr>
-        <w:t xml:space="preserve">Organisation Data Entity</w:t>
+        <w:pStyle w:val="Caption"/>
+        <w:keepNext/>
+        <w:jc w:val="center"/>
+      </w:pPr>
+      <w:r>
+        <w:t xml:space="preserve">Table </w:t>
+      </w:r>
+      <w:r>
+        <w:fldChar w:fldCharType="begin"/>
+      </w:r>
+      <w:r>
+        <w:instrText xml:space="preserve"> SEQ Table \* ARABIC </w:instrText>
+      </w:r>
+      <w:r>
+        <w:fldChar w:fldCharType="separate"/>
+      </w:r>
+      <w:r>
+        <w:t>5</w:t>
+      </w:r>
+      <w:r>
+        <w:fldChar w:fldCharType="end"/>
+      </w:r>
+      <w:r>
+        <w:t xml:space="preserve"> - Organisation Data Entity</w:t>
       </w:r>
     </w:p>
     <w:tbl>
@@ -43951,20 +46186,30 @@
     </w:tbl>
     <w:p>
       <w:pPr>
-        <w:spacing w:line="360" w:lineRule="auto"/>
-        <w:jc w:val="both"/>
-        <w:rPr>
-          <w:spacing w:val="-3"/>
-          <w:sz w:val="22"/>
-        </w:rPr>
-      </w:pPr>
-      <w:r>
-        <w:rPr>
-          <w:spacing w:val="-3"/>
-          <w:b/>
-          <w:sz w:val="24"/>
-        </w:rPr>
-        <w:t xml:space="preserve">Funding Programme Data Entity</w:t>
+        <w:pStyle w:val="Caption"/>
+        <w:keepNext/>
+        <w:jc w:val="center"/>
+      </w:pPr>
+      <w:r>
+        <w:t xml:space="preserve">Table </w:t>
+      </w:r>
+      <w:r>
+        <w:fldChar w:fldCharType="begin"/>
+      </w:r>
+      <w:r>
+        <w:instrText xml:space="preserve"> SEQ Table \* ARABIC </w:instrText>
+      </w:r>
+      <w:r>
+        <w:fldChar w:fldCharType="separate"/>
+      </w:r>
+      <w:r>
+        <w:t>6</w:t>
+      </w:r>
+      <w:r>
+        <w:fldChar w:fldCharType="end"/>
+      </w:r>
+      <w:r>
+        <w:t xml:space="preserve"> - Funding Programme Data Entity</w:t>
       </w:r>
     </w:p>
     <w:tbl>
@@ -44681,20 +46926,30 @@
     </w:tbl>
     <w:p>
       <w:pPr>
-        <w:spacing w:line="360" w:lineRule="auto"/>
-        <w:jc w:val="both"/>
-        <w:rPr>
-          <w:spacing w:val="-3"/>
-          <w:sz w:val="22"/>
-        </w:rPr>
-      </w:pPr>
-      <w:r>
-        <w:rPr>
-          <w:spacing w:val="-3"/>
-          <w:b/>
-          <w:sz w:val="24"/>
-        </w:rPr>
-        <w:t xml:space="preserve">Eligibility Rule Data Entity</w:t>
+        <w:pStyle w:val="Caption"/>
+        <w:keepNext/>
+        <w:jc w:val="center"/>
+      </w:pPr>
+      <w:r>
+        <w:t xml:space="preserve">Table </w:t>
+      </w:r>
+      <w:r>
+        <w:fldChar w:fldCharType="begin"/>
+      </w:r>
+      <w:r>
+        <w:instrText xml:space="preserve"> SEQ Table \* ARABIC </w:instrText>
+      </w:r>
+      <w:r>
+        <w:fldChar w:fldCharType="separate"/>
+      </w:r>
+      <w:r>
+        <w:t>7</w:t>
+      </w:r>
+      <w:r>
+        <w:fldChar w:fldCharType="end"/>
+      </w:r>
+      <w:r>
+        <w:t xml:space="preserve"> - Eligibility Rule Data Entity</w:t>
       </w:r>
     </w:p>
     <w:tbl>
@@ -45497,20 +47752,30 @@
     </w:tbl>
     <w:p>
       <w:pPr>
-        <w:spacing w:line="360" w:lineRule="auto"/>
-        <w:jc w:val="both"/>
-        <w:rPr>
-          <w:spacing w:val="-3"/>
-          <w:sz w:val="22"/>
-        </w:rPr>
-      </w:pPr>
-      <w:r>
-        <w:rPr>
-          <w:spacing w:val="-3"/>
-          <w:b/>
-          <w:sz w:val="24"/>
-        </w:rPr>
-        <w:t xml:space="preserve">Application Data Entity</w:t>
+        <w:pStyle w:val="Caption"/>
+        <w:keepNext/>
+        <w:jc w:val="center"/>
+      </w:pPr>
+      <w:r>
+        <w:t xml:space="preserve">Table </w:t>
+      </w:r>
+      <w:r>
+        <w:fldChar w:fldCharType="begin"/>
+      </w:r>
+      <w:r>
+        <w:instrText xml:space="preserve"> SEQ Table \* ARABIC </w:instrText>
+      </w:r>
+      <w:r>
+        <w:fldChar w:fldCharType="separate"/>
+      </w:r>
+      <w:r>
+        <w:t>8</w:t>
+      </w:r>
+      <w:r>
+        <w:fldChar w:fldCharType="end"/>
+      </w:r>
+      <w:r>
+        <w:t xml:space="preserve"> - Application Data Entity</w:t>
       </w:r>
     </w:p>
     <w:tbl>
@@ -46313,20 +48578,30 @@
     </w:tbl>
     <w:p>
       <w:pPr>
-        <w:spacing w:line="360" w:lineRule="auto"/>
-        <w:jc w:val="both"/>
-        <w:rPr>
-          <w:spacing w:val="-3"/>
-          <w:sz w:val="22"/>
-        </w:rPr>
-      </w:pPr>
-      <w:r>
-        <w:rPr>
-          <w:spacing w:val="-3"/>
-          <w:b/>
-          <w:sz w:val="24"/>
-        </w:rPr>
-        <w:t xml:space="preserve">Subject Result Data Entity</w:t>
+        <w:pStyle w:val="Caption"/>
+        <w:keepNext/>
+        <w:jc w:val="center"/>
+      </w:pPr>
+      <w:r>
+        <w:t xml:space="preserve">Table </w:t>
+      </w:r>
+      <w:r>
+        <w:fldChar w:fldCharType="begin"/>
+      </w:r>
+      <w:r>
+        <w:instrText xml:space="preserve"> SEQ Table \* ARABIC </w:instrText>
+      </w:r>
+      <w:r>
+        <w:fldChar w:fldCharType="separate"/>
+      </w:r>
+      <w:r>
+        <w:t>9</w:t>
+      </w:r>
+      <w:r>
+        <w:fldChar w:fldCharType="end"/>
+      </w:r>
+      <w:r>
+        <w:t xml:space="preserve"> - Subject Result Data Entity</w:t>
       </w:r>
     </w:p>
     <w:tbl>
@@ -46871,20 +49146,30 @@
     </w:tbl>
     <w:p>
       <w:pPr>
-        <w:spacing w:line="360" w:lineRule="auto"/>
-        <w:jc w:val="both"/>
-        <w:rPr>
-          <w:spacing w:val="-3"/>
-          <w:sz w:val="22"/>
-        </w:rPr>
-      </w:pPr>
-      <w:r>
-        <w:rPr>
-          <w:spacing w:val="-3"/>
-          <w:b/>
-          <w:sz w:val="24"/>
-        </w:rPr>
-        <w:t xml:space="preserve">Motivational Letter Data Entity</w:t>
+        <w:pStyle w:val="Caption"/>
+        <w:keepNext/>
+        <w:jc w:val="center"/>
+      </w:pPr>
+      <w:r>
+        <w:t xml:space="preserve">Table </w:t>
+      </w:r>
+      <w:r>
+        <w:fldChar w:fldCharType="begin"/>
+      </w:r>
+      <w:r>
+        <w:instrText xml:space="preserve"> SEQ Table \* ARABIC </w:instrText>
+      </w:r>
+      <w:r>
+        <w:fldChar w:fldCharType="separate"/>
+      </w:r>
+      <w:r>
+        <w:t>10</w:t>
+      </w:r>
+      <w:r>
+        <w:fldChar w:fldCharType="end"/>
+      </w:r>
+      <w:r>
+        <w:t xml:space="preserve"> - Motivational Letter Data Entity</w:t>
       </w:r>
     </w:p>
     <w:tbl>
@@ -47515,20 +49800,30 @@
     </w:tbl>
     <w:p>
       <w:pPr>
-        <w:spacing w:line="360" w:lineRule="auto"/>
-        <w:jc w:val="both"/>
-        <w:rPr>
-          <w:spacing w:val="-3"/>
-          <w:sz w:val="22"/>
-        </w:rPr>
-      </w:pPr>
-      <w:r>
-        <w:rPr>
-          <w:spacing w:val="-3"/>
-          <w:b/>
-          <w:sz w:val="24"/>
-        </w:rPr>
-        <w:t xml:space="preserve">Information Request Data Entity</w:t>
+        <w:pStyle w:val="Caption"/>
+        <w:keepNext/>
+        <w:jc w:val="center"/>
+      </w:pPr>
+      <w:r>
+        <w:t xml:space="preserve">Table </w:t>
+      </w:r>
+      <w:r>
+        <w:fldChar w:fldCharType="begin"/>
+      </w:r>
+      <w:r>
+        <w:instrText xml:space="preserve"> SEQ Table \* ARABIC </w:instrText>
+      </w:r>
+      <w:r>
+        <w:fldChar w:fldCharType="separate"/>
+      </w:r>
+      <w:r>
+        <w:t>11</w:t>
+      </w:r>
+      <w:r>
+        <w:fldChar w:fldCharType="end"/>
+      </w:r>
+      <w:r>
+        <w:t xml:space="preserve"> - Information Request Data Entity</w:t>
       </w:r>
     </w:p>
     <w:tbl>
@@ -48159,20 +50454,30 @@
     </w:tbl>
     <w:p>
       <w:pPr>
-        <w:spacing w:line="360" w:lineRule="auto"/>
-        <w:jc w:val="both"/>
-        <w:rPr>
-          <w:spacing w:val="-3"/>
-          <w:sz w:val="22"/>
-        </w:rPr>
-      </w:pPr>
-      <w:r>
-        <w:rPr>
-          <w:spacing w:val="-3"/>
-          <w:b/>
-          <w:sz w:val="24"/>
-        </w:rPr>
-        <w:t xml:space="preserve">Application Import Batch Data Entity</w:t>
+        <w:pStyle w:val="Caption"/>
+        <w:keepNext/>
+        <w:jc w:val="center"/>
+      </w:pPr>
+      <w:r>
+        <w:t xml:space="preserve">Table </w:t>
+      </w:r>
+      <w:r>
+        <w:fldChar w:fldCharType="begin"/>
+      </w:r>
+      <w:r>
+        <w:instrText xml:space="preserve"> SEQ Table \* ARABIC </w:instrText>
+      </w:r>
+      <w:r>
+        <w:fldChar w:fldCharType="separate"/>
+      </w:r>
+      <w:r>
+        <w:t>12</w:t>
+      </w:r>
+      <w:r>
+        <w:fldChar w:fldCharType="end"/>
+      </w:r>
+      <w:r>
+        <w:t xml:space="preserve"> - Application Import Batch Data Entity</w:t>
       </w:r>
     </w:p>
     <w:tbl>
@@ -48717,20 +51022,30 @@
     </w:tbl>
     <w:p>
       <w:pPr>
-        <w:spacing w:line="360" w:lineRule="auto"/>
-        <w:jc w:val="both"/>
-        <w:rPr>
-          <w:spacing w:val="-3"/>
-          <w:sz w:val="22"/>
-        </w:rPr>
-      </w:pPr>
-      <w:r>
-        <w:rPr>
-          <w:spacing w:val="-3"/>
-          <w:b/>
-          <w:sz w:val="24"/>
-        </w:rPr>
-        <w:t xml:space="preserve">Application Import File Data Entity</w:t>
+        <w:pStyle w:val="Caption"/>
+        <w:keepNext/>
+        <w:jc w:val="center"/>
+      </w:pPr>
+      <w:r>
+        <w:t xml:space="preserve">Table </w:t>
+      </w:r>
+      <w:r>
+        <w:fldChar w:fldCharType="begin"/>
+      </w:r>
+      <w:r>
+        <w:instrText xml:space="preserve"> SEQ Table \* ARABIC </w:instrText>
+      </w:r>
+      <w:r>
+        <w:fldChar w:fldCharType="separate"/>
+      </w:r>
+      <w:r>
+        <w:t>13</w:t>
+      </w:r>
+      <w:r>
+        <w:fldChar w:fldCharType="end"/>
+      </w:r>
+      <w:r>
+        <w:t xml:space="preserve"> - Application Import File Data Entity</w:t>
       </w:r>
     </w:p>
     <w:tbl>
@@ -49705,20 +52020,30 @@
     </w:tbl>
     <w:p>
       <w:pPr>
-        <w:spacing w:line="360" w:lineRule="auto"/>
-        <w:jc w:val="both"/>
-        <w:rPr>
-          <w:spacing w:val="-3"/>
-          <w:sz w:val="22"/>
-        </w:rPr>
-      </w:pPr>
-      <w:r>
-        <w:rPr>
-          <w:spacing w:val="-3"/>
-          <w:b/>
-          <w:sz w:val="24"/>
-        </w:rPr>
-        <w:t xml:space="preserve">External Applicant Data Entity</w:t>
+        <w:pStyle w:val="Caption"/>
+        <w:keepNext/>
+        <w:jc w:val="center"/>
+      </w:pPr>
+      <w:r>
+        <w:t xml:space="preserve">Table </w:t>
+      </w:r>
+      <w:r>
+        <w:fldChar w:fldCharType="begin"/>
+      </w:r>
+      <w:r>
+        <w:instrText xml:space="preserve"> SEQ Table \* ARABIC </w:instrText>
+      </w:r>
+      <w:r>
+        <w:fldChar w:fldCharType="separate"/>
+      </w:r>
+      <w:r>
+        <w:t>14</w:t>
+      </w:r>
+      <w:r>
+        <w:fldChar w:fldCharType="end"/>
+      </w:r>
+      <w:r>
+        <w:t xml:space="preserve"> - External Applicant Data Entity</w:t>
       </w:r>
     </w:p>
     <w:tbl>
@@ -50349,20 +52674,30 @@
     </w:tbl>
     <w:p>
       <w:pPr>
-        <w:spacing w:line="360" w:lineRule="auto"/>
-        <w:jc w:val="both"/>
-        <w:rPr>
-          <w:spacing w:val="-3"/>
-          <w:sz w:val="22"/>
-        </w:rPr>
-      </w:pPr>
-      <w:r>
-        <w:rPr>
-          <w:spacing w:val="-3"/>
-          <w:b/>
-          <w:sz w:val="24"/>
-        </w:rPr>
-        <w:t xml:space="preserve">Opportunity Source Data Entity</w:t>
+        <w:pStyle w:val="Caption"/>
+        <w:keepNext/>
+        <w:jc w:val="center"/>
+      </w:pPr>
+      <w:r>
+        <w:t xml:space="preserve">Table </w:t>
+      </w:r>
+      <w:r>
+        <w:fldChar w:fldCharType="begin"/>
+      </w:r>
+      <w:r>
+        <w:instrText xml:space="preserve"> SEQ Table \* ARABIC </w:instrText>
+      </w:r>
+      <w:r>
+        <w:fldChar w:fldCharType="separate"/>
+      </w:r>
+      <w:r>
+        <w:t>15</w:t>
+      </w:r>
+      <w:r>
+        <w:fldChar w:fldCharType="end"/>
+      </w:r>
+      <w:r>
+        <w:t xml:space="preserve"> - Opportunity Source Data Entity</w:t>
       </w:r>
     </w:p>
     <w:tbl>
@@ -50907,20 +53242,30 @@
     </w:tbl>
     <w:p>
       <w:pPr>
-        <w:spacing w:line="360" w:lineRule="auto"/>
-        <w:jc w:val="both"/>
-        <w:rPr>
-          <w:spacing w:val="-3"/>
-          <w:sz w:val="22"/>
-        </w:rPr>
-      </w:pPr>
-      <w:r>
-        <w:rPr>
-          <w:spacing w:val="-3"/>
-          <w:b/>
-          <w:sz w:val="24"/>
-        </w:rPr>
-        <w:t xml:space="preserve">Shortlist Data Entity</w:t>
+        <w:pStyle w:val="Caption"/>
+        <w:keepNext/>
+        <w:jc w:val="center"/>
+      </w:pPr>
+      <w:r>
+        <w:t xml:space="preserve">Table </w:t>
+      </w:r>
+      <w:r>
+        <w:fldChar w:fldCharType="begin"/>
+      </w:r>
+      <w:r>
+        <w:instrText xml:space="preserve"> SEQ Table \* ARABIC </w:instrText>
+      </w:r>
+      <w:r>
+        <w:fldChar w:fldCharType="separate"/>
+      </w:r>
+      <w:r>
+        <w:t>16</w:t>
+      </w:r>
+      <w:r>
+        <w:fldChar w:fldCharType="end"/>
+      </w:r>
+      <w:r>
+        <w:t xml:space="preserve"> - Shortlist Data Entity</w:t>
       </w:r>
     </w:p>
     <w:tbl>
@@ -51465,20 +53810,30 @@
     </w:tbl>
     <w:p>
       <w:pPr>
-        <w:spacing w:line="360" w:lineRule="auto"/>
-        <w:jc w:val="both"/>
-        <w:rPr>
-          <w:spacing w:val="-3"/>
-          <w:sz w:val="22"/>
-        </w:rPr>
-      </w:pPr>
-      <w:r>
-        <w:rPr>
-          <w:spacing w:val="-3"/>
-          <w:b/>
-          <w:sz w:val="24"/>
-        </w:rPr>
-        <w:t xml:space="preserve">Document Data Entity</w:t>
+        <w:pStyle w:val="Caption"/>
+        <w:keepNext/>
+        <w:jc w:val="center"/>
+      </w:pPr>
+      <w:r>
+        <w:t xml:space="preserve">Table </w:t>
+      </w:r>
+      <w:r>
+        <w:fldChar w:fldCharType="begin"/>
+      </w:r>
+      <w:r>
+        <w:instrText xml:space="preserve"> SEQ Table \* ARABIC </w:instrText>
+      </w:r>
+      <w:r>
+        <w:fldChar w:fldCharType="separate"/>
+      </w:r>
+      <w:r>
+        <w:t>17</w:t>
+      </w:r>
+      <w:r>
+        <w:fldChar w:fldCharType="end"/>
+      </w:r>
+      <w:r>
+        <w:t xml:space="preserve"> - Document Data Entity</w:t>
       </w:r>
     </w:p>
     <w:tbl>
@@ -52357,7 +54712,7 @@
           <w:spacing w:val="-3"/>
           <w:sz w:val="24"/>
         </w:rPr>
-        <w:t xml:space="preserve">Registration deliberately does not ask for a residential address, an identity number, a passport number, banking details, a parent's identity number or detailed financial records. Registration establishes identity and the matching profile; an application collects what a specific programme requires. Collecting less reduces both the value of the database to an attacker and the obligations of the operator under the Protection of Personal Information Act.</w:t>
+        <w:t xml:space="preserve">Registration deliberately does not ask for a residential address, an identity number, a passport number, banking details, a parent's identity number or detailed financial records. Registration establishes identity and the matching profile; an application collects what a specific programme requires. Collecting less reduces both the value of the database to an attacker and the obligations of the operator under the Protection of Personal Information Act [3].</w:t>
       </w:r>
     </w:p>
     <w:sectPr>
@@ -52515,40 +54870,7 @@
                 <w:sz w:val="24"/>
                 <w:szCs w:val="24"/>
               </w:rPr>
-              <w:fldChar w:fldCharType="begin"/>
-            </w:r>
-            <w:r>
-              <w:rPr>
-                <w:b/>
-                <w:bCs/>
-              </w:rPr>
-              <w:instrText xml:space="preserve"> NUMPAGES  </w:instrText>
-            </w:r>
-            <w:r>
-              <w:rPr>
-                <w:b/>
-                <w:bCs/>
-                <w:sz w:val="24"/>
-                <w:szCs w:val="24"/>
-              </w:rPr>
-              <w:fldChar w:fldCharType="separate"/>
-            </w:r>
-            <w:r>
-              <w:rPr>
-                <w:b/>
-                <w:bCs/>
-                <w:noProof/>
-              </w:rPr>
-              <w:t>2</w:t>
-            </w:r>
-            <w:r>
-              <w:rPr>
-                <w:b/>
-                <w:bCs/>
-                <w:sz w:val="24"/>
-                <w:szCs w:val="24"/>
-              </w:rPr>
-              <w:fldChar w:fldCharType="end"/>
+              <w:t>74</w:t>
             </w:r>
           </w:p>
         </w:sdtContent>

--- a/docs/srs/Bursary-Bridge_SRS.docx
+++ b/docs/srs/Bursary-Bridge_SRS.docx
@@ -562,7 +562,7 @@
         <w:rPr>
           <w:sz w:val="20"/>
         </w:rPr>
-        <w:t xml:space="preserve">Date</w:t>
+        <w:t xml:space="preserve">September 2026</w:t>
       </w:r>
     </w:p>
     <w:p>
